--- a/fiction/notes/material/2004-notebook_20050319-0253.docx
+++ b/fiction/notes/material/2004-notebook_20050319-0253.docx
@@ -5,58 +5,112 @@
     <w:p>
       <w:pPr>
         <w:jc w:val="both"/>
-      </w:pPr>
-      <w:r>
+        <w:rPr>
+          <w:rFonts w:ascii="Montserrat" w:hAnsi="Montserrat"/>
+          <w:sz w:val="24"/>
+        </w:rPr>
+      </w:pPr>
+      <w:r>
+        <w:rPr>
+          <w:rFonts w:ascii="Montserrat" w:hAnsi="Montserrat"/>
+          <w:sz w:val="24"/>
+        </w:rPr>
         <w:t>Open Development</w:t>
       </w:r>
     </w:p>
     <w:p>
       <w:pPr>
         <w:jc w:val="both"/>
-      </w:pPr>
-      <w:r>
+        <w:rPr>
+          <w:rFonts w:ascii="Montserrat" w:hAnsi="Montserrat"/>
+          <w:sz w:val="24"/>
+        </w:rPr>
+      </w:pPr>
+      <w:r>
+        <w:rPr>
+          <w:rFonts w:ascii="Montserrat" w:hAnsi="Montserrat"/>
+          <w:sz w:val="24"/>
+        </w:rPr>
         <w:t>Option One</w:t>
       </w:r>
     </w:p>
     <w:p>
       <w:pPr>
         <w:jc w:val="both"/>
-      </w:pPr>
-    </w:p>
-    <w:p>
-      <w:pPr>
-        <w:jc w:val="both"/>
-      </w:pPr>
-      <w:r>
-        <w:t xml:space="preserve">The best way to incorporate the threads of the singular duality, the demon within, the death of a lover and the wager starts with the boy creating a crucible of rebirth with exceptional wards of protection, having the crucible broken to cause the temporal displacement of the girl, having the boy and girl become lovers, and have the demon within possess the boy, provoking the death of a lover. The girl faces trial and execution, fakes her death to escape, flees to Arden to search the ruins for clues about the origin of the demon and becomes the object of the wager, where her dual infection is translated through the ember within her to become hybridized, while triggering the manifestation of the dual nature she is heir to because of her embryonic exposure. Thus, there is a transition from male to female, artist to muse. Ironically, the boy is infected and "slain" by the girl's venom during her attempt to defend herself from the demon's assault, thus rising from the grave to become her nemesis. The crucible of rebirth is a device of parthenogenic </w:t>
-      </w:r>
-      <w:proofErr w:type="gramStart"/>
-      <w:r>
-        <w:t>reincarnation, and</w:t>
-      </w:r>
-      <w:proofErr w:type="gramEnd"/>
-      <w:r>
-        <w:t xml:space="preserve"> permits a second incarnation of an individual to be born and grow up while the original is still alive to act as a receptacle for the original's psyche upon death--which for the receptacle amounts to suddenly awakening to the memories of the original's life. </w:t>
-      </w:r>
-    </w:p>
-    <w:p>
-      <w:pPr>
-        <w:jc w:val="both"/>
-      </w:pPr>
-    </w:p>
-    <w:p>
-      <w:pPr>
-        <w:jc w:val="both"/>
-      </w:pPr>
-      <w:r>
+        <w:rPr>
+          <w:rFonts w:ascii="Montserrat" w:hAnsi="Montserrat"/>
+          <w:sz w:val="24"/>
+        </w:rPr>
+      </w:pPr>
+    </w:p>
+    <w:p>
+      <w:pPr>
+        <w:jc w:val="both"/>
+        <w:rPr>
+          <w:rFonts w:ascii="Montserrat" w:hAnsi="Montserrat"/>
+          <w:sz w:val="24"/>
+        </w:rPr>
+      </w:pPr>
+      <w:r>
+        <w:rPr>
+          <w:rFonts w:ascii="Montserrat" w:hAnsi="Montserrat"/>
+          <w:sz w:val="24"/>
+        </w:rPr>
+        <w:t>The best way to incorporate the threads of the singular duality, the demon within, the death of a lover and the wager starts with the boy creating a crucible of rebirth with exceptional wards of protection, having the crucible broken to cause the temporal displacement of the girl, having the boy and girl become lovers, and have the demon within possess the boy, provoking the death of a lover. The girl faces trial and execution, fakes her death to escape, flees to Arden to search the ruins for clues about th</w:t>
+      </w:r>
+      <w:r>
+        <w:rPr>
+          <w:rFonts w:ascii="Montserrat" w:hAnsi="Montserrat"/>
+          <w:sz w:val="24"/>
+        </w:rPr>
+        <w:t>e origin of the demon and becomes the object of the wager, where her dual infection is translated through the ember within her to become hybridized, while triggering the manifestation of the dual nature she is heir to because of her embryonic exposure. Thus, there is a transition from male to female, artist to muse. Ironically, the boy is infected and "slain" by the girl's venom during her attempt to defend herself from the demon's assault, thus rising from the grave to become her nemesis. The crucible of r</w:t>
+      </w:r>
+      <w:r>
+        <w:rPr>
+          <w:rFonts w:ascii="Montserrat" w:hAnsi="Montserrat"/>
+          <w:sz w:val="24"/>
+        </w:rPr>
+        <w:t xml:space="preserve">ebirth is a device of parthenogenic reincarnation, and permits a second incarnation of an individual to be born and grow up while the original is still alive to act as a receptacle for the original's psyche upon death--which for the receptacle amounts to suddenly awakening to the memories of the original's life. </w:t>
+      </w:r>
+    </w:p>
+    <w:p>
+      <w:pPr>
+        <w:jc w:val="both"/>
+        <w:rPr>
+          <w:rFonts w:ascii="Montserrat" w:hAnsi="Montserrat"/>
+          <w:sz w:val="24"/>
+        </w:rPr>
+      </w:pPr>
+    </w:p>
+    <w:p>
+      <w:pPr>
+        <w:jc w:val="both"/>
+        <w:rPr>
+          <w:rFonts w:ascii="Montserrat" w:hAnsi="Montserrat"/>
+          <w:sz w:val="24"/>
+        </w:rPr>
+      </w:pPr>
+      <w:r>
+        <w:rPr>
+          <w:rFonts w:ascii="Montserrat" w:hAnsi="Montserrat"/>
+          <w:sz w:val="24"/>
+        </w:rPr>
         <w:t xml:space="preserve">the singular duality </w:t>
       </w:r>
     </w:p>
     <w:p>
       <w:pPr>
         <w:jc w:val="both"/>
-      </w:pPr>
-      <w:r>
+        <w:rPr>
+          <w:rFonts w:ascii="Montserrat" w:hAnsi="Montserrat"/>
+          <w:sz w:val="24"/>
+        </w:rPr>
+      </w:pPr>
+      <w:r>
+        <w:rPr>
+          <w:rFonts w:ascii="Montserrat" w:hAnsi="Montserrat"/>
+          <w:sz w:val="24"/>
+        </w:rPr>
         <w:tab/>
         <w:t>a transition from male to female, artist to muse</w:t>
       </w:r>
@@ -64,30 +118,47 @@
     <w:p>
       <w:pPr>
         <w:jc w:val="both"/>
-      </w:pPr>
-      <w:r>
+        <w:rPr>
+          <w:rFonts w:ascii="Montserrat" w:hAnsi="Montserrat"/>
+          <w:sz w:val="24"/>
+        </w:rPr>
+      </w:pPr>
+      <w:r>
+        <w:rPr>
+          <w:rFonts w:ascii="Montserrat" w:hAnsi="Montserrat"/>
+          <w:sz w:val="24"/>
+        </w:rPr>
         <w:tab/>
       </w:r>
       <w:r>
+        <w:rPr>
+          <w:rFonts w:ascii="Montserrat" w:hAnsi="Montserrat"/>
+          <w:sz w:val="24"/>
+        </w:rPr>
         <w:tab/>
-      </w:r>
-      <w:proofErr w:type="gramStart"/>
-      <w:r>
-        <w:t>the demon within</w:t>
-      </w:r>
-      <w:proofErr w:type="gramEnd"/>
-      <w:r>
-        <w:t xml:space="preserve"> </w:t>
-      </w:r>
-    </w:p>
-    <w:p>
-      <w:pPr>
-        <w:jc w:val="both"/>
-      </w:pPr>
-      <w:r>
+        <w:t xml:space="preserve">the demon within </w:t>
+      </w:r>
+    </w:p>
+    <w:p>
+      <w:pPr>
+        <w:jc w:val="both"/>
+        <w:rPr>
+          <w:rFonts w:ascii="Montserrat" w:hAnsi="Montserrat"/>
+          <w:sz w:val="24"/>
+        </w:rPr>
+      </w:pPr>
+      <w:r>
+        <w:rPr>
+          <w:rFonts w:ascii="Montserrat" w:hAnsi="Montserrat"/>
+          <w:sz w:val="24"/>
+        </w:rPr>
         <w:tab/>
       </w:r>
       <w:r>
+        <w:rPr>
+          <w:rFonts w:ascii="Montserrat" w:hAnsi="Montserrat"/>
+          <w:sz w:val="24"/>
+        </w:rPr>
         <w:tab/>
         <w:t xml:space="preserve">the death of a lover </w:t>
       </w:r>
@@ -95,40 +166,65 @@
     <w:p>
       <w:pPr>
         <w:jc w:val="both"/>
-      </w:pPr>
-      <w:r>
+        <w:rPr>
+          <w:rFonts w:ascii="Montserrat" w:hAnsi="Montserrat"/>
+          <w:sz w:val="24"/>
+        </w:rPr>
+      </w:pPr>
+      <w:r>
+        <w:rPr>
+          <w:rFonts w:ascii="Montserrat" w:hAnsi="Montserrat"/>
+          <w:sz w:val="24"/>
+        </w:rPr>
         <w:tab/>
       </w:r>
       <w:r>
+        <w:rPr>
+          <w:rFonts w:ascii="Montserrat" w:hAnsi="Montserrat"/>
+          <w:sz w:val="24"/>
+        </w:rPr>
         <w:tab/>
-      </w:r>
-      <w:proofErr w:type="gramStart"/>
-      <w:r>
-        <w:t>the wager</w:t>
-      </w:r>
-      <w:proofErr w:type="gramEnd"/>
-      <w:r>
-        <w:t xml:space="preserve"> </w:t>
-      </w:r>
-    </w:p>
-    <w:p>
-      <w:pPr>
-        <w:jc w:val="both"/>
-      </w:pPr>
-    </w:p>
-    <w:p>
-      <w:pPr>
-        <w:jc w:val="both"/>
-      </w:pPr>
-      <w:r>
+        <w:t xml:space="preserve">the wager </w:t>
+      </w:r>
+    </w:p>
+    <w:p>
+      <w:pPr>
+        <w:jc w:val="both"/>
+        <w:rPr>
+          <w:rFonts w:ascii="Montserrat" w:hAnsi="Montserrat"/>
+          <w:sz w:val="24"/>
+        </w:rPr>
+      </w:pPr>
+    </w:p>
+    <w:p>
+      <w:pPr>
+        <w:jc w:val="both"/>
+        <w:rPr>
+          <w:rFonts w:ascii="Montserrat" w:hAnsi="Montserrat"/>
+          <w:sz w:val="24"/>
+        </w:rPr>
+      </w:pPr>
+      <w:r>
+        <w:rPr>
+          <w:rFonts w:ascii="Montserrat" w:hAnsi="Montserrat"/>
+          <w:sz w:val="24"/>
+        </w:rPr>
         <w:t xml:space="preserve">the crucible of rebirth </w:t>
       </w:r>
     </w:p>
     <w:p>
       <w:pPr>
         <w:jc w:val="both"/>
-      </w:pPr>
-      <w:r>
+        <w:rPr>
+          <w:rFonts w:ascii="Montserrat" w:hAnsi="Montserrat"/>
+          <w:sz w:val="24"/>
+        </w:rPr>
+      </w:pPr>
+      <w:r>
+        <w:rPr>
+          <w:rFonts w:ascii="Montserrat" w:hAnsi="Montserrat"/>
+          <w:sz w:val="24"/>
+        </w:rPr>
         <w:tab/>
         <w:t>a device of parthenogenic reincarnation</w:t>
       </w:r>
@@ -136,11 +232,23 @@
     <w:p>
       <w:pPr>
         <w:jc w:val="both"/>
-      </w:pPr>
-      <w:r>
+        <w:rPr>
+          <w:rFonts w:ascii="Montserrat" w:hAnsi="Montserrat"/>
+          <w:sz w:val="24"/>
+        </w:rPr>
+      </w:pPr>
+      <w:r>
+        <w:rPr>
+          <w:rFonts w:ascii="Montserrat" w:hAnsi="Montserrat"/>
+          <w:sz w:val="24"/>
+        </w:rPr>
         <w:tab/>
       </w:r>
       <w:r>
+        <w:rPr>
+          <w:rFonts w:ascii="Montserrat" w:hAnsi="Montserrat"/>
+          <w:sz w:val="24"/>
+        </w:rPr>
         <w:tab/>
         <w:t xml:space="preserve">a second incarnation of the original </w:t>
       </w:r>
@@ -148,11 +256,23 @@
     <w:p>
       <w:pPr>
         <w:jc w:val="both"/>
-      </w:pPr>
-      <w:r>
+        <w:rPr>
+          <w:rFonts w:ascii="Montserrat" w:hAnsi="Montserrat"/>
+          <w:sz w:val="24"/>
+        </w:rPr>
+      </w:pPr>
+      <w:r>
+        <w:rPr>
+          <w:rFonts w:ascii="Montserrat" w:hAnsi="Montserrat"/>
+          <w:sz w:val="24"/>
+        </w:rPr>
         <w:tab/>
       </w:r>
       <w:r>
+        <w:rPr>
+          <w:rFonts w:ascii="Montserrat" w:hAnsi="Montserrat"/>
+          <w:sz w:val="24"/>
+        </w:rPr>
         <w:tab/>
         <w:t>a receptacle for the original's psyche upon death</w:t>
       </w:r>
@@ -160,11 +280,23 @@
     <w:p>
       <w:pPr>
         <w:jc w:val="both"/>
-      </w:pPr>
-      <w:r>
+        <w:rPr>
+          <w:rFonts w:ascii="Montserrat" w:hAnsi="Montserrat"/>
+          <w:sz w:val="24"/>
+        </w:rPr>
+      </w:pPr>
+      <w:r>
+        <w:rPr>
+          <w:rFonts w:ascii="Montserrat" w:hAnsi="Montserrat"/>
+          <w:sz w:val="24"/>
+        </w:rPr>
         <w:tab/>
       </w:r>
       <w:r>
+        <w:rPr>
+          <w:rFonts w:ascii="Montserrat" w:hAnsi="Montserrat"/>
+          <w:sz w:val="24"/>
+        </w:rPr>
         <w:tab/>
         <w:t xml:space="preserve">an awakening to the memories of the original's life </w:t>
       </w:r>
@@ -172,25 +304,33 @@
     <w:p>
       <w:pPr>
         <w:jc w:val="both"/>
-      </w:pPr>
-      <w:r>
+        <w:rPr>
+          <w:rFonts w:ascii="Montserrat" w:hAnsi="Montserrat"/>
+          <w:sz w:val="24"/>
+        </w:rPr>
+      </w:pPr>
+      <w:r>
+        <w:rPr>
+          <w:rFonts w:ascii="Montserrat" w:hAnsi="Montserrat"/>
+          <w:sz w:val="24"/>
+        </w:rPr>
         <w:tab/>
-        <w:t xml:space="preserve">exceptional </w:t>
-      </w:r>
-      <w:proofErr w:type="gramStart"/>
-      <w:r>
-        <w:t>wards</w:t>
-      </w:r>
-      <w:proofErr w:type="gramEnd"/>
-      <w:r>
-        <w:t xml:space="preserve"> of protection</w:t>
-      </w:r>
-    </w:p>
-    <w:p>
-      <w:pPr>
-        <w:jc w:val="both"/>
-      </w:pPr>
-      <w:r>
+        <w:t>exceptional wards of protection</w:t>
+      </w:r>
+    </w:p>
+    <w:p>
+      <w:pPr>
+        <w:jc w:val="both"/>
+        <w:rPr>
+          <w:rFonts w:ascii="Montserrat" w:hAnsi="Montserrat"/>
+          <w:sz w:val="24"/>
+        </w:rPr>
+      </w:pPr>
+      <w:r>
+        <w:rPr>
+          <w:rFonts w:ascii="Montserrat" w:hAnsi="Montserrat"/>
+          <w:sz w:val="24"/>
+        </w:rPr>
         <w:tab/>
         <w:t xml:space="preserve">broken </w:t>
       </w:r>
@@ -198,21 +338,41 @@
     <w:p>
       <w:pPr>
         <w:jc w:val="both"/>
-      </w:pPr>
-    </w:p>
-    <w:p>
-      <w:pPr>
-        <w:jc w:val="both"/>
-      </w:pPr>
-      <w:r>
+        <w:rPr>
+          <w:rFonts w:ascii="Montserrat" w:hAnsi="Montserrat"/>
+          <w:sz w:val="24"/>
+        </w:rPr>
+      </w:pPr>
+    </w:p>
+    <w:p>
+      <w:pPr>
+        <w:jc w:val="both"/>
+        <w:rPr>
+          <w:rFonts w:ascii="Montserrat" w:hAnsi="Montserrat"/>
+          <w:sz w:val="24"/>
+        </w:rPr>
+      </w:pPr>
+      <w:r>
+        <w:rPr>
+          <w:rFonts w:ascii="Montserrat" w:hAnsi="Montserrat"/>
+          <w:sz w:val="24"/>
+        </w:rPr>
         <w:t xml:space="preserve">the temporal displacement </w:t>
       </w:r>
     </w:p>
     <w:p>
       <w:pPr>
         <w:jc w:val="both"/>
-      </w:pPr>
-      <w:r>
+        <w:rPr>
+          <w:rFonts w:ascii="Montserrat" w:hAnsi="Montserrat"/>
+          <w:sz w:val="24"/>
+        </w:rPr>
+      </w:pPr>
+      <w:r>
+        <w:rPr>
+          <w:rFonts w:ascii="Montserrat" w:hAnsi="Montserrat"/>
+          <w:sz w:val="24"/>
+        </w:rPr>
         <w:tab/>
         <w:t>a stolen crucible lost at sea</w:t>
       </w:r>
@@ -220,55 +380,75 @@
     <w:p>
       <w:pPr>
         <w:jc w:val="both"/>
-      </w:pPr>
-      <w:r>
+        <w:rPr>
+          <w:rFonts w:ascii="Montserrat" w:hAnsi="Montserrat"/>
+          <w:sz w:val="24"/>
+        </w:rPr>
+      </w:pPr>
+      <w:r>
+        <w:rPr>
+          <w:rFonts w:ascii="Montserrat" w:hAnsi="Montserrat"/>
+          <w:sz w:val="24"/>
+        </w:rPr>
         <w:tab/>
-      </w:r>
-      <w:proofErr w:type="gramStart"/>
-      <w:r>
-        <w:t>a dark</w:t>
-      </w:r>
-      <w:proofErr w:type="gramEnd"/>
-      <w:r>
-        <w:t xml:space="preserve"> and stormy night</w:t>
-      </w:r>
-    </w:p>
-    <w:p>
-      <w:pPr>
-        <w:jc w:val="both"/>
-      </w:pPr>
-      <w:r>
+        <w:t>a dark and stormy night</w:t>
+      </w:r>
+    </w:p>
+    <w:p>
+      <w:pPr>
+        <w:jc w:val="both"/>
+        <w:rPr>
+          <w:rFonts w:ascii="Montserrat" w:hAnsi="Montserrat"/>
+          <w:sz w:val="24"/>
+        </w:rPr>
+      </w:pPr>
+      <w:r>
+        <w:rPr>
+          <w:rFonts w:ascii="Montserrat" w:hAnsi="Montserrat"/>
+          <w:sz w:val="24"/>
+        </w:rPr>
         <w:tab/>
-      </w:r>
-      <w:proofErr w:type="gramStart"/>
-      <w:r>
-        <w:t>a girl</w:t>
-      </w:r>
-      <w:proofErr w:type="gramEnd"/>
-      <w:r>
-        <w:t xml:space="preserve"> washed up on a beach</w:t>
-      </w:r>
-    </w:p>
-    <w:p>
-      <w:pPr>
-        <w:jc w:val="both"/>
-      </w:pPr>
-    </w:p>
-    <w:p>
-      <w:pPr>
-        <w:jc w:val="both"/>
-      </w:pPr>
-      <w:proofErr w:type="gramStart"/>
-      <w:r>
+        <w:t>a girl washed up on a beach</w:t>
+      </w:r>
+    </w:p>
+    <w:p>
+      <w:pPr>
+        <w:jc w:val="both"/>
+        <w:rPr>
+          <w:rFonts w:ascii="Montserrat" w:hAnsi="Montserrat"/>
+          <w:sz w:val="24"/>
+        </w:rPr>
+      </w:pPr>
+    </w:p>
+    <w:p>
+      <w:pPr>
+        <w:jc w:val="both"/>
+        <w:rPr>
+          <w:rFonts w:ascii="Montserrat" w:hAnsi="Montserrat"/>
+          <w:sz w:val="24"/>
+        </w:rPr>
+      </w:pPr>
+      <w:r>
+        <w:rPr>
+          <w:rFonts w:ascii="Montserrat" w:hAnsi="Montserrat"/>
+          <w:sz w:val="24"/>
+        </w:rPr>
         <w:t>the lovers</w:t>
       </w:r>
-      <w:proofErr w:type="gramEnd"/>
-    </w:p>
-    <w:p>
-      <w:pPr>
-        <w:jc w:val="both"/>
-      </w:pPr>
-      <w:r>
+    </w:p>
+    <w:p>
+      <w:pPr>
+        <w:jc w:val="both"/>
+        <w:rPr>
+          <w:rFonts w:ascii="Montserrat" w:hAnsi="Montserrat"/>
+          <w:sz w:val="24"/>
+        </w:rPr>
+      </w:pPr>
+      <w:r>
+        <w:rPr>
+          <w:rFonts w:ascii="Montserrat" w:hAnsi="Montserrat"/>
+          <w:sz w:val="24"/>
+        </w:rPr>
         <w:tab/>
         <w:t>a boy to the rescue</w:t>
       </w:r>
@@ -276,8 +456,16 @@
     <w:p>
       <w:pPr>
         <w:jc w:val="both"/>
-      </w:pPr>
-      <w:r>
+        <w:rPr>
+          <w:rFonts w:ascii="Montserrat" w:hAnsi="Montserrat"/>
+          <w:sz w:val="24"/>
+        </w:rPr>
+      </w:pPr>
+      <w:r>
+        <w:rPr>
+          <w:rFonts w:ascii="Montserrat" w:hAnsi="Montserrat"/>
+          <w:sz w:val="24"/>
+        </w:rPr>
         <w:tab/>
         <w:t>a girl with no past</w:t>
       </w:r>
@@ -285,26 +473,41 @@
     <w:p>
       <w:pPr>
         <w:jc w:val="both"/>
-      </w:pPr>
-    </w:p>
-    <w:p>
-      <w:pPr>
-        <w:jc w:val="both"/>
-      </w:pPr>
-      <w:proofErr w:type="gramStart"/>
-      <w:r>
-        <w:t>the demon within</w:t>
-      </w:r>
-      <w:proofErr w:type="gramEnd"/>
-      <w:r>
-        <w:t xml:space="preserve"> </w:t>
-      </w:r>
-    </w:p>
-    <w:p>
-      <w:pPr>
-        <w:jc w:val="both"/>
-      </w:pPr>
-      <w:r>
+        <w:rPr>
+          <w:rFonts w:ascii="Montserrat" w:hAnsi="Montserrat"/>
+          <w:sz w:val="24"/>
+        </w:rPr>
+      </w:pPr>
+    </w:p>
+    <w:p>
+      <w:pPr>
+        <w:jc w:val="both"/>
+        <w:rPr>
+          <w:rFonts w:ascii="Montserrat" w:hAnsi="Montserrat"/>
+          <w:sz w:val="24"/>
+        </w:rPr>
+      </w:pPr>
+      <w:r>
+        <w:rPr>
+          <w:rFonts w:ascii="Montserrat" w:hAnsi="Montserrat"/>
+          <w:sz w:val="24"/>
+        </w:rPr>
+        <w:t xml:space="preserve">the demon within </w:t>
+      </w:r>
+    </w:p>
+    <w:p>
+      <w:pPr>
+        <w:jc w:val="both"/>
+        <w:rPr>
+          <w:rFonts w:ascii="Montserrat" w:hAnsi="Montserrat"/>
+          <w:sz w:val="24"/>
+        </w:rPr>
+      </w:pPr>
+      <w:r>
+        <w:rPr>
+          <w:rFonts w:ascii="Montserrat" w:hAnsi="Montserrat"/>
+          <w:sz w:val="24"/>
+        </w:rPr>
         <w:tab/>
         <w:t xml:space="preserve">the demon's assault </w:t>
       </w:r>
@@ -312,8 +515,16 @@
     <w:p>
       <w:pPr>
         <w:jc w:val="both"/>
-      </w:pPr>
-      <w:r>
+        <w:rPr>
+          <w:rFonts w:ascii="Montserrat" w:hAnsi="Montserrat"/>
+          <w:sz w:val="24"/>
+        </w:rPr>
+      </w:pPr>
+      <w:r>
+        <w:rPr>
+          <w:rFonts w:ascii="Montserrat" w:hAnsi="Montserrat"/>
+          <w:sz w:val="24"/>
+        </w:rPr>
         <w:tab/>
         <w:t xml:space="preserve">her attempt to defend herself </w:t>
       </w:r>
@@ -321,30 +532,64 @@
     <w:p>
       <w:pPr>
         <w:jc w:val="both"/>
-      </w:pPr>
-    </w:p>
-    <w:p>
-      <w:pPr>
-        <w:jc w:val="both"/>
-      </w:pPr>
-      <w:r>
+        <w:rPr>
+          <w:rFonts w:ascii="Montserrat" w:hAnsi="Montserrat"/>
+          <w:sz w:val="24"/>
+        </w:rPr>
+      </w:pPr>
+    </w:p>
+    <w:p>
+      <w:pPr>
+        <w:jc w:val="both"/>
+        <w:rPr>
+          <w:rFonts w:ascii="Montserrat" w:hAnsi="Montserrat"/>
+          <w:sz w:val="24"/>
+        </w:rPr>
+      </w:pPr>
+      <w:r>
+        <w:rPr>
+          <w:rFonts w:ascii="Montserrat" w:hAnsi="Montserrat"/>
+          <w:sz w:val="24"/>
+        </w:rPr>
         <w:t>the death of a lover</w:t>
       </w:r>
     </w:p>
     <w:p>
       <w:pPr>
         <w:jc w:val="both"/>
-      </w:pPr>
-      <w:r>
+        <w:rPr>
+          <w:rFonts w:ascii="Montserrat" w:hAnsi="Montserrat"/>
+          <w:sz w:val="24"/>
+        </w:rPr>
+      </w:pPr>
+      <w:r>
+        <w:rPr>
+          <w:rFonts w:ascii="Montserrat" w:hAnsi="Montserrat"/>
+          <w:sz w:val="24"/>
+        </w:rPr>
         <w:tab/>
+      </w:r>
+      <w:r>
+        <w:rPr>
+          <w:rFonts w:ascii="Montserrat" w:hAnsi="Montserrat"/>
+          <w:sz w:val="24"/>
+        </w:rPr>
         <w:t xml:space="preserve">infected and slain by her venom </w:t>
       </w:r>
     </w:p>
     <w:p>
       <w:pPr>
         <w:jc w:val="both"/>
-      </w:pPr>
-      <w:r>
+        <w:rPr>
+          <w:rFonts w:ascii="Montserrat" w:hAnsi="Montserrat"/>
+          <w:sz w:val="24"/>
+        </w:rPr>
+      </w:pPr>
+      <w:r>
+        <w:rPr>
+          <w:rFonts w:ascii="Montserrat" w:hAnsi="Montserrat"/>
+          <w:sz w:val="24"/>
+        </w:rPr>
         <w:tab/>
         <w:t>rising from the grave to become her nemesis</w:t>
       </w:r>
@@ -352,21 +597,41 @@
     <w:p>
       <w:pPr>
         <w:jc w:val="both"/>
-      </w:pPr>
-    </w:p>
-    <w:p>
-      <w:pPr>
-        <w:jc w:val="both"/>
-      </w:pPr>
-      <w:r>
+        <w:rPr>
+          <w:rFonts w:ascii="Montserrat" w:hAnsi="Montserrat"/>
+          <w:sz w:val="24"/>
+        </w:rPr>
+      </w:pPr>
+    </w:p>
+    <w:p>
+      <w:pPr>
+        <w:jc w:val="both"/>
+        <w:rPr>
+          <w:rFonts w:ascii="Montserrat" w:hAnsi="Montserrat"/>
+          <w:sz w:val="24"/>
+        </w:rPr>
+      </w:pPr>
+      <w:r>
+        <w:rPr>
+          <w:rFonts w:ascii="Montserrat" w:hAnsi="Montserrat"/>
+          <w:sz w:val="24"/>
+        </w:rPr>
         <w:t>the trial and execution</w:t>
       </w:r>
     </w:p>
     <w:p>
       <w:pPr>
         <w:jc w:val="both"/>
-      </w:pPr>
-      <w:r>
+        <w:rPr>
+          <w:rFonts w:ascii="Montserrat" w:hAnsi="Montserrat"/>
+          <w:sz w:val="24"/>
+        </w:rPr>
+      </w:pPr>
+      <w:r>
+        <w:rPr>
+          <w:rFonts w:ascii="Montserrat" w:hAnsi="Montserrat"/>
+          <w:sz w:val="24"/>
+        </w:rPr>
         <w:tab/>
         <w:t xml:space="preserve">faking her death </w:t>
       </w:r>
@@ -374,8 +639,16 @@
     <w:p>
       <w:pPr>
         <w:jc w:val="both"/>
-      </w:pPr>
-      <w:r>
+        <w:rPr>
+          <w:rFonts w:ascii="Montserrat" w:hAnsi="Montserrat"/>
+          <w:sz w:val="24"/>
+        </w:rPr>
+      </w:pPr>
+      <w:r>
+        <w:rPr>
+          <w:rFonts w:ascii="Montserrat" w:hAnsi="Montserrat"/>
+          <w:sz w:val="24"/>
+        </w:rPr>
         <w:tab/>
         <w:t xml:space="preserve">escaping to Arden </w:t>
       </w:r>
@@ -383,8 +656,16 @@
     <w:p>
       <w:pPr>
         <w:jc w:val="both"/>
-      </w:pPr>
-      <w:r>
+        <w:rPr>
+          <w:rFonts w:ascii="Montserrat" w:hAnsi="Montserrat"/>
+          <w:sz w:val="24"/>
+        </w:rPr>
+      </w:pPr>
+      <w:r>
+        <w:rPr>
+          <w:rFonts w:ascii="Montserrat" w:hAnsi="Montserrat"/>
+          <w:sz w:val="24"/>
+        </w:rPr>
         <w:tab/>
         <w:t xml:space="preserve">to search the ruins for clues about the origin of the demon </w:t>
       </w:r>
@@ -392,26 +673,41 @@
     <w:p>
       <w:pPr>
         <w:jc w:val="both"/>
-      </w:pPr>
-    </w:p>
-    <w:p>
-      <w:pPr>
-        <w:jc w:val="both"/>
-      </w:pPr>
-      <w:proofErr w:type="gramStart"/>
-      <w:r>
-        <w:t>the</w:t>
-      </w:r>
-      <w:proofErr w:type="gramEnd"/>
-      <w:r>
-        <w:t xml:space="preserve"> object of the wager</w:t>
-      </w:r>
-    </w:p>
-    <w:p>
-      <w:pPr>
-        <w:jc w:val="both"/>
-      </w:pPr>
-      <w:r>
+        <w:rPr>
+          <w:rFonts w:ascii="Montserrat" w:hAnsi="Montserrat"/>
+          <w:sz w:val="24"/>
+        </w:rPr>
+      </w:pPr>
+    </w:p>
+    <w:p>
+      <w:pPr>
+        <w:jc w:val="both"/>
+        <w:rPr>
+          <w:rFonts w:ascii="Montserrat" w:hAnsi="Montserrat"/>
+          <w:sz w:val="24"/>
+        </w:rPr>
+      </w:pPr>
+      <w:r>
+        <w:rPr>
+          <w:rFonts w:ascii="Montserrat" w:hAnsi="Montserrat"/>
+          <w:sz w:val="24"/>
+        </w:rPr>
+        <w:t>the object of the wager</w:t>
+      </w:r>
+    </w:p>
+    <w:p>
+      <w:pPr>
+        <w:jc w:val="both"/>
+        <w:rPr>
+          <w:rFonts w:ascii="Montserrat" w:hAnsi="Montserrat"/>
+          <w:sz w:val="24"/>
+        </w:rPr>
+      </w:pPr>
+      <w:r>
+        <w:rPr>
+          <w:rFonts w:ascii="Montserrat" w:hAnsi="Montserrat"/>
+          <w:sz w:val="24"/>
+        </w:rPr>
         <w:tab/>
         <w:t>dual infection translated through the ember within her to become hybridized</w:t>
       </w:r>
@@ -419,8 +715,16 @@
     <w:p>
       <w:pPr>
         <w:jc w:val="both"/>
-      </w:pPr>
-      <w:r>
+        <w:rPr>
+          <w:rFonts w:ascii="Montserrat" w:hAnsi="Montserrat"/>
+          <w:sz w:val="24"/>
+        </w:rPr>
+      </w:pPr>
+      <w:r>
+        <w:rPr>
+          <w:rFonts w:ascii="Montserrat" w:hAnsi="Montserrat"/>
+          <w:sz w:val="24"/>
+        </w:rPr>
         <w:tab/>
         <w:t>manifestation of the dual nature she is heir to because of her embryonic exposure</w:t>
       </w:r>
@@ -428,236 +732,381 @@
     <w:p>
       <w:pPr>
         <w:jc w:val="both"/>
-      </w:pPr>
-    </w:p>
-    <w:p>
-      <w:pPr>
-        <w:jc w:val="both"/>
-      </w:pPr>
-    </w:p>
-    <w:p>
-      <w:pPr>
-        <w:jc w:val="both"/>
-      </w:pPr>
-      <w:r>
+        <w:rPr>
+          <w:rFonts w:ascii="Montserrat" w:hAnsi="Montserrat"/>
+          <w:sz w:val="24"/>
+        </w:rPr>
+      </w:pPr>
+    </w:p>
+    <w:p>
+      <w:pPr>
+        <w:jc w:val="both"/>
+        <w:rPr>
+          <w:rFonts w:ascii="Montserrat" w:hAnsi="Montserrat"/>
+          <w:sz w:val="24"/>
+        </w:rPr>
+      </w:pPr>
+    </w:p>
+    <w:p>
+      <w:pPr>
+        <w:jc w:val="both"/>
+        <w:rPr>
+          <w:rFonts w:ascii="Montserrat" w:hAnsi="Montserrat"/>
+          <w:sz w:val="24"/>
+        </w:rPr>
+      </w:pPr>
+      <w:r>
+        <w:rPr>
+          <w:rFonts w:ascii="Montserrat" w:hAnsi="Montserrat"/>
+          <w:sz w:val="24"/>
+        </w:rPr>
         <w:t>In Hunger &amp; In Thirst</w:t>
       </w:r>
     </w:p>
     <w:p>
       <w:pPr>
         <w:jc w:val="both"/>
-      </w:pPr>
-      <w:r>
+        <w:rPr>
+          <w:rFonts w:ascii="Montserrat" w:hAnsi="Montserrat"/>
+          <w:sz w:val="24"/>
+        </w:rPr>
+      </w:pPr>
+      <w:r>
+        <w:rPr>
+          <w:rFonts w:ascii="Montserrat" w:hAnsi="Montserrat"/>
+          <w:sz w:val="24"/>
+        </w:rPr>
         <w:t>Refinement</w:t>
       </w:r>
     </w:p>
     <w:p>
       <w:pPr>
         <w:jc w:val="both"/>
-      </w:pPr>
-    </w:p>
-    <w:p>
-      <w:pPr>
-        <w:jc w:val="both"/>
-      </w:pPr>
-      <w:r>
+        <w:rPr>
+          <w:rFonts w:ascii="Montserrat" w:hAnsi="Montserrat"/>
+          <w:sz w:val="24"/>
+        </w:rPr>
+      </w:pPr>
+    </w:p>
+    <w:p>
+      <w:pPr>
+        <w:jc w:val="both"/>
+        <w:rPr>
+          <w:rFonts w:ascii="Montserrat" w:hAnsi="Montserrat"/>
+          <w:sz w:val="24"/>
+        </w:rPr>
+      </w:pPr>
+      <w:r>
+        <w:rPr>
+          <w:rFonts w:ascii="Montserrat" w:hAnsi="Montserrat"/>
+          <w:sz w:val="24"/>
+        </w:rPr>
         <w:t>A Girl &amp; A Boy</w:t>
       </w:r>
     </w:p>
     <w:p>
       <w:pPr>
         <w:jc w:val="both"/>
-      </w:pPr>
-    </w:p>
-    <w:p>
-      <w:pPr>
-        <w:jc w:val="both"/>
-      </w:pPr>
-      <w:r>
-        <w:t xml:space="preserve">The only practical way to arrange for Morgan to live as a girl and as a boy is to employ the original ring of regeneration concept. Morgan is born a boy who found the ring as a child and grew up using it or inherited it from his mentor as an adolescent. In either case, the ring was an asset in his adventures until he stumbled into using the ring to reincarnate himself in female form. Over the course of her pregnancy, Morgan's soul was drawn into the daughter paving the way for the soul trapped in the ring to take </w:t>
-      </w:r>
-      <w:proofErr w:type="gramStart"/>
-      <w:r>
-        <w:t>possession</w:t>
-      </w:r>
-      <w:proofErr w:type="gramEnd"/>
-      <w:r>
-        <w:t xml:space="preserve"> Morgan's original body. The migration of Morgan's soul from mother to daughter occurred within hours of her birth, but the migration of Morgan's mind occurred more gradually. Morgan's old mentor assumed the role of Morgan's mother for the first year of her life, gradually introducing himself to her as the man and mentor who would take over her rearing. As a girl, Morgan quietly and unconsciously integrated the memory and experiences of her former life into her new life. In the process, she gained </w:t>
-      </w:r>
-      <w:proofErr w:type="gramStart"/>
-      <w:r>
-        <w:t>deeper and deeper</w:t>
-      </w:r>
-      <w:proofErr w:type="gramEnd"/>
-      <w:r>
-        <w:t xml:space="preserve"> access to her psychic potential starting with the traumatic ordeal she suffered when she was seven years old. </w:t>
-      </w:r>
-    </w:p>
-    <w:p>
-      <w:pPr>
-        <w:jc w:val="both"/>
-      </w:pPr>
-    </w:p>
-    <w:p>
-      <w:pPr>
-        <w:jc w:val="both"/>
-      </w:pPr>
-      <w:r>
-        <w:t xml:space="preserve">Morgan was originally the son of a forbidden affair between a daughter of the House of Arden and the son of the House of Arduin. He was put in an orphanage to protect him and his parents from the wrath of both Houses. Logan, a paladin, recognized his potential and took him under his wing as a squire and protégé. Logan was principally the warden of Aeslyn Tear, a guardian for and against the gods and immortals imprisoned in its depths. To enable him to fight gods and immortals he was given a ring that endowed him with the powers innate to demons and angels. In addition to the powers it endowed, possession of the ring granted him authority over the ancient city and command of its resources. But, for all the abilities the ring granted, it was powerless by itself. It captured and harnessed the soul of its wielder. Thus, not even death could separate the ring from its guardian. In the event the guardian was slain and the ring seized by an enemy, the guardian remained within the ring as its true master. Attempting to wield the ring simply gave the guardian the means to take possession of the usurper's body and resurrect himself. </w:t>
-      </w:r>
-    </w:p>
-    <w:p>
-      <w:pPr>
-        <w:jc w:val="both"/>
-      </w:pPr>
-    </w:p>
-    <w:p>
-      <w:pPr>
-        <w:jc w:val="both"/>
-      </w:pPr>
-      <w:r>
-        <w:t xml:space="preserve">Some of the powers of the ring could be used on others, such as when Morgan was turned female by Logan as part of his training, in preparation for becoming the next guardian. To master the ring, it was necessary for a guardian to cultivate the potential of the opposite gender and thus greater access to the full potential of his soul. Unfortunately, while Morgan was </w:t>
-      </w:r>
-      <w:proofErr w:type="gramStart"/>
-      <w:r>
-        <w:t>in the midst of</w:t>
-      </w:r>
-      <w:proofErr w:type="gramEnd"/>
-      <w:r>
-        <w:t xml:space="preserve"> his "girl training" he…</w:t>
-      </w:r>
-    </w:p>
-    <w:p>
-      <w:pPr>
-        <w:jc w:val="both"/>
-      </w:pPr>
-    </w:p>
-    <w:p>
-      <w:pPr>
-        <w:jc w:val="both"/>
-      </w:pPr>
-      <w:r>
+        <w:rPr>
+          <w:rFonts w:ascii="Montserrat" w:hAnsi="Montserrat"/>
+          <w:sz w:val="24"/>
+        </w:rPr>
+      </w:pPr>
+    </w:p>
+    <w:p>
+      <w:pPr>
+        <w:jc w:val="both"/>
+        <w:rPr>
+          <w:rFonts w:ascii="Montserrat" w:hAnsi="Montserrat"/>
+          <w:sz w:val="24"/>
+        </w:rPr>
+      </w:pPr>
+      <w:r>
+        <w:rPr>
+          <w:rFonts w:ascii="Montserrat" w:hAnsi="Montserrat"/>
+          <w:sz w:val="24"/>
+        </w:rPr>
+        <w:t>The only practical way to arrange for Morgan to live as a girl and as a boy is to employ the original ring of regeneration concept. Morgan is born a boy who found the ring as a child and grew up using it or inherited it from his mentor as an adolescent. In either case, the ring was an asset in his adventures until he stumbled into using the ring to reincarnate himself in female form. Over the course of her pregnancy, Morgan's soul was drawn into the daughter paving the way for the soul trapped in the ring t</w:t>
+      </w:r>
+      <w:r>
+        <w:rPr>
+          <w:rFonts w:ascii="Montserrat" w:hAnsi="Montserrat"/>
+          <w:sz w:val="24"/>
+        </w:rPr>
+        <w:t>o take possession Morgan's original body. The migration of Morgan's soul from mother to daughter occurred within hours of her birth, but the migration of Morgan's mind occurred more gradually. Morgan's old mentor assumed the role of Morgan's mother for the first year of her life, gradually introducing himself to her as the man and mentor who would take over her rearing. As a girl, Morgan quietly and unconsciously integrated the memory and experiences of her former life into her new life. In the process, she</w:t>
+      </w:r>
+      <w:r>
+        <w:rPr>
+          <w:rFonts w:ascii="Montserrat" w:hAnsi="Montserrat"/>
+          <w:sz w:val="24"/>
+        </w:rPr>
+        <w:t xml:space="preserve"> gained deeper and deeper access to her psychic potential starting with the traumatic ordeal she suffered when she was seven years old. </w:t>
+      </w:r>
+    </w:p>
+    <w:p>
+      <w:pPr>
+        <w:jc w:val="both"/>
+        <w:rPr>
+          <w:rFonts w:ascii="Montserrat" w:hAnsi="Montserrat"/>
+          <w:sz w:val="24"/>
+        </w:rPr>
+      </w:pPr>
+    </w:p>
+    <w:p>
+      <w:pPr>
+        <w:jc w:val="both"/>
+        <w:rPr>
+          <w:rFonts w:ascii="Montserrat" w:hAnsi="Montserrat"/>
+          <w:sz w:val="24"/>
+        </w:rPr>
+      </w:pPr>
+      <w:r>
+        <w:rPr>
+          <w:rFonts w:ascii="Montserrat" w:hAnsi="Montserrat"/>
+          <w:sz w:val="24"/>
+        </w:rPr>
+        <w:t>Morgan was originally the son of a forbidden affair between a daughter of the House of Arden and the son of the House of Arduin. He was put in an orphanage to protect him and his parents from the wrath of both Houses. Logan, a paladin, recognized his potential and took him under his wing as a squire and protégé. Logan was principally the warden of Aeslyn Tear, a guardian for and against the gods and immortals imprisoned in its depths. To enable him to fight gods and immortals he was given a ring that endowe</w:t>
+      </w:r>
+      <w:r>
+        <w:rPr>
+          <w:rFonts w:ascii="Montserrat" w:hAnsi="Montserrat"/>
+          <w:sz w:val="24"/>
+        </w:rPr>
+        <w:t xml:space="preserve">d him with the powers innate to demons and angels. In addition to the powers it endowed, possession of the ring granted him authority over the ancient city and command of its resources. But, for all the abilities the ring granted, it was powerless by itself. It captured and harnessed the soul of its wielder. Thus, not even death could separate the ring from its guardian. In the event the guardian was slain and the ring seized by an enemy, the guardian remained within the ring as its true master. Attempting </w:t>
+      </w:r>
+      <w:r>
+        <w:rPr>
+          <w:rFonts w:ascii="Montserrat" w:hAnsi="Montserrat"/>
+          <w:sz w:val="24"/>
+        </w:rPr>
+        <w:t xml:space="preserve">to wield the ring simply gave the guardian the means to take possession of the usurper's body and resurrect himself. </w:t>
+      </w:r>
+    </w:p>
+    <w:p>
+      <w:pPr>
+        <w:jc w:val="both"/>
+        <w:rPr>
+          <w:rFonts w:ascii="Montserrat" w:hAnsi="Montserrat"/>
+          <w:sz w:val="24"/>
+        </w:rPr>
+      </w:pPr>
+    </w:p>
+    <w:p>
+      <w:pPr>
+        <w:jc w:val="both"/>
+        <w:rPr>
+          <w:rFonts w:ascii="Montserrat" w:hAnsi="Montserrat"/>
+          <w:sz w:val="24"/>
+        </w:rPr>
+      </w:pPr>
+      <w:r>
+        <w:rPr>
+          <w:rFonts w:ascii="Montserrat" w:hAnsi="Montserrat"/>
+          <w:sz w:val="24"/>
+        </w:rPr>
+        <w:t>Some of the powers of the ring could be used on others, such as when Morgan was turned female by Logan as part of his training, in preparation for becoming the next guardian. To master the ring, it was necessary for a guardian to cultivate the potential of the opposite gender and thus greater access to the full potential of his soul. Unfortunately, while Morgan was in the midst of his "girl training" he…</w:t>
+      </w:r>
+    </w:p>
+    <w:p>
+      <w:pPr>
+        <w:jc w:val="both"/>
+        <w:rPr>
+          <w:rFonts w:ascii="Montserrat" w:hAnsi="Montserrat"/>
+          <w:sz w:val="24"/>
+        </w:rPr>
+      </w:pPr>
+    </w:p>
+    <w:p>
+      <w:pPr>
+        <w:jc w:val="both"/>
+        <w:rPr>
+          <w:rFonts w:ascii="Montserrat" w:hAnsi="Montserrat"/>
+          <w:sz w:val="24"/>
+        </w:rPr>
+      </w:pPr>
+      <w:r>
+        <w:rPr>
+          <w:rFonts w:ascii="Montserrat" w:hAnsi="Montserrat"/>
+          <w:sz w:val="24"/>
+        </w:rPr>
         <w:t>Family</w:t>
       </w:r>
     </w:p>
     <w:p>
       <w:pPr>
         <w:jc w:val="both"/>
-      </w:pPr>
-    </w:p>
-    <w:p>
-      <w:pPr>
-        <w:jc w:val="both"/>
-      </w:pPr>
-      <w:r>
-        <w:t xml:space="preserve">Her mother was a </w:t>
-      </w:r>
-      <w:proofErr w:type="gramStart"/>
-      <w:r>
-        <w:t>courtesan</w:t>
-      </w:r>
-      <w:proofErr w:type="gramEnd"/>
-      <w:r>
-        <w:t xml:space="preserve"> and her father was a bard. At least, those were their legitimate professions. As a daughter of the House of Arden and a son of the House of Arduin, they had originally been enemies, a spy and an assassin. Ironically, their roles were temporarily reversed at the time they met and fell in love. Her people received </w:t>
-      </w:r>
-      <w:proofErr w:type="gramStart"/>
-      <w:r>
-        <w:t>word</w:t>
-      </w:r>
-      <w:proofErr w:type="gramEnd"/>
-      <w:r>
-        <w:t xml:space="preserve"> that an assassin was operating in </w:t>
-      </w:r>
-      <w:proofErr w:type="gramStart"/>
-      <w:r>
-        <w:t>Avon</w:t>
-      </w:r>
-      <w:proofErr w:type="gramEnd"/>
-      <w:r>
-        <w:t xml:space="preserve"> and she was ordered to eliminate him. His people suspected that a spy had established herself among their allies in Avon and he was ordered to identify her. </w:t>
-      </w:r>
-    </w:p>
-    <w:p>
-      <w:pPr>
-        <w:jc w:val="both"/>
-      </w:pPr>
-    </w:p>
-    <w:p>
-      <w:pPr>
-        <w:jc w:val="both"/>
-      </w:pPr>
-      <w:r>
+        <w:rPr>
+          <w:rFonts w:ascii="Montserrat" w:hAnsi="Montserrat"/>
+          <w:sz w:val="24"/>
+        </w:rPr>
+      </w:pPr>
+    </w:p>
+    <w:p>
+      <w:pPr>
+        <w:jc w:val="both"/>
+        <w:rPr>
+          <w:rFonts w:ascii="Montserrat" w:hAnsi="Montserrat"/>
+          <w:sz w:val="24"/>
+        </w:rPr>
+      </w:pPr>
+      <w:r>
+        <w:rPr>
+          <w:rFonts w:ascii="Montserrat" w:hAnsi="Montserrat"/>
+          <w:sz w:val="24"/>
+        </w:rPr>
+        <w:t>Her mother was a courtesan</w:t>
+      </w:r>
+      <w:r>
+        <w:rPr>
+          <w:rFonts w:ascii="Montserrat" w:hAnsi="Montserrat"/>
+          <w:sz w:val="24"/>
+        </w:rPr>
+        <w:t xml:space="preserve"> and her father was a bard. At least, those were their legitimate professions. As a daughter of the House of Arden and a son of the House of Arduin, they had originally been enemies, a spy and an assassin. Ironically, their roles were temporarily reversed at the time they met and fell in love. Her people received word that an assassin was operating in Avon and she was ordered to eliminate him. His people suspected that a spy had established herself among their allies in Avon and he was ordered to identify h</w:t>
+      </w:r>
+      <w:r>
+        <w:rPr>
+          <w:rFonts w:ascii="Montserrat" w:hAnsi="Montserrat"/>
+          <w:sz w:val="24"/>
+        </w:rPr>
+        <w:t xml:space="preserve">er. </w:t>
+      </w:r>
+    </w:p>
+    <w:p>
+      <w:pPr>
+        <w:jc w:val="both"/>
+        <w:rPr>
+          <w:rFonts w:ascii="Montserrat" w:hAnsi="Montserrat"/>
+          <w:sz w:val="24"/>
+        </w:rPr>
+      </w:pPr>
+    </w:p>
+    <w:p>
+      <w:pPr>
+        <w:jc w:val="both"/>
+        <w:rPr>
+          <w:rFonts w:ascii="Montserrat" w:hAnsi="Montserrat"/>
+          <w:sz w:val="24"/>
+        </w:rPr>
+      </w:pPr>
+      <w:r>
+        <w:rPr>
+          <w:rFonts w:ascii="Montserrat" w:hAnsi="Montserrat"/>
+          <w:sz w:val="24"/>
+        </w:rPr>
         <w:t>The Ring</w:t>
       </w:r>
     </w:p>
     <w:p>
       <w:pPr>
         <w:jc w:val="both"/>
-      </w:pPr>
-    </w:p>
-    <w:p>
-      <w:pPr>
-        <w:jc w:val="both"/>
-      </w:pPr>
-      <w:r>
-        <w:t xml:space="preserve">The Elven Ring and the Demon Within are two threads developed and explored to help or cause Morgan's evolution. Overlooked until now, the two concepts can be seamlessly merged into one. In effect, the demon was imprisoned in the ring and is the source of its powers. The powers of regeneration, rejuvenation, resurrection, rebirth and reincarnation are natural endowments of demons and angels. The ring's ability to alter the sex of the wearer is a side effect of how the ring harnesses--and how </w:t>
-      </w:r>
-      <w:proofErr w:type="gramStart"/>
-      <w:r>
-        <w:t>humans</w:t>
-      </w:r>
-      <w:proofErr w:type="gramEnd"/>
-      <w:r>
-        <w:t xml:space="preserve"> access--those powers. The ring has a male side and a female side, and the changes are reversible only </w:t>
-      </w:r>
-      <w:proofErr w:type="gramStart"/>
-      <w:r>
-        <w:t>through the use of</w:t>
-      </w:r>
-      <w:proofErr w:type="gramEnd"/>
-      <w:r>
-        <w:t xml:space="preserve"> the ring or an equivalent power. </w:t>
-      </w:r>
-    </w:p>
-    <w:p>
-      <w:pPr>
-        <w:jc w:val="both"/>
-      </w:pPr>
-    </w:p>
-    <w:p>
-      <w:pPr>
-        <w:jc w:val="both"/>
-      </w:pPr>
-      <w:r>
+        <w:rPr>
+          <w:rFonts w:ascii="Montserrat" w:hAnsi="Montserrat"/>
+          <w:sz w:val="24"/>
+        </w:rPr>
+      </w:pPr>
+    </w:p>
+    <w:p>
+      <w:pPr>
+        <w:jc w:val="both"/>
+        <w:rPr>
+          <w:rFonts w:ascii="Montserrat" w:hAnsi="Montserrat"/>
+          <w:sz w:val="24"/>
+        </w:rPr>
+      </w:pPr>
+      <w:r>
+        <w:rPr>
+          <w:rFonts w:ascii="Montserrat" w:hAnsi="Montserrat"/>
+          <w:sz w:val="24"/>
+        </w:rPr>
+        <w:t>The Elven Ring and the Demon Within are two threads developed and explored to help or cause Morgan's evolution. Overlooked until now, the two concepts can be seamlessly merged into one. In effect, the demon was imprisoned in the ring and is the source of its powers. The powers of regeneration, rejuvenation, resurrection, rebirth and reincarnation are natural endowments of demons and angels. The ring's ability to alter the sex of the wearer is a side effect of how the ring harnesses--and how humans access--t</w:t>
+      </w:r>
+      <w:r>
+        <w:rPr>
+          <w:rFonts w:ascii="Montserrat" w:hAnsi="Montserrat"/>
+          <w:sz w:val="24"/>
+        </w:rPr>
+        <w:t xml:space="preserve">hose powers. The ring has a male side and a female side, and the changes are reversible only through the use of the ring or an equivalent power. </w:t>
+      </w:r>
+    </w:p>
+    <w:p>
+      <w:pPr>
+        <w:jc w:val="both"/>
+        <w:rPr>
+          <w:rFonts w:ascii="Montserrat" w:hAnsi="Montserrat"/>
+          <w:sz w:val="24"/>
+        </w:rPr>
+      </w:pPr>
+    </w:p>
+    <w:p>
+      <w:pPr>
+        <w:jc w:val="both"/>
+        <w:rPr>
+          <w:rFonts w:ascii="Montserrat" w:hAnsi="Montserrat"/>
+          <w:sz w:val="24"/>
+        </w:rPr>
+      </w:pPr>
+      <w:r>
+        <w:rPr>
+          <w:rFonts w:ascii="Montserrat" w:hAnsi="Montserrat"/>
+          <w:sz w:val="24"/>
+        </w:rPr>
         <w:t xml:space="preserve">The Ring of Morduin </w:t>
       </w:r>
     </w:p>
     <w:p>
       <w:pPr>
         <w:jc w:val="both"/>
-      </w:pPr>
-    </w:p>
-    <w:p>
-      <w:pPr>
-        <w:jc w:val="both"/>
-      </w:pPr>
-      <w:r>
+        <w:rPr>
+          <w:rFonts w:ascii="Montserrat" w:hAnsi="Montserrat"/>
+          <w:sz w:val="24"/>
+        </w:rPr>
+      </w:pPr>
+    </w:p>
+    <w:p>
+      <w:pPr>
+        <w:jc w:val="both"/>
+        <w:rPr>
+          <w:rFonts w:ascii="Montserrat" w:hAnsi="Montserrat"/>
+          <w:sz w:val="24"/>
+        </w:rPr>
+      </w:pPr>
+      <w:r>
+        <w:rPr>
+          <w:rFonts w:ascii="Montserrat" w:hAnsi="Montserrat"/>
+          <w:sz w:val="24"/>
+        </w:rPr>
         <w:t>In the past</w:t>
       </w:r>
     </w:p>
     <w:p>
       <w:pPr>
         <w:jc w:val="both"/>
-      </w:pPr>
-      <w:r>
+        <w:rPr>
+          <w:rFonts w:ascii="Montserrat" w:hAnsi="Montserrat"/>
+          <w:sz w:val="24"/>
+        </w:rPr>
+      </w:pPr>
+      <w:r>
+        <w:rPr>
+          <w:rFonts w:ascii="Montserrat" w:hAnsi="Montserrat"/>
+          <w:sz w:val="24"/>
+        </w:rPr>
         <w:t>She is turned male, possessed by the demon and trapped in the ring</w:t>
       </w:r>
     </w:p>
     <w:p>
       <w:pPr>
         <w:jc w:val="both"/>
-      </w:pPr>
-      <w:r>
+        <w:rPr>
+          <w:rFonts w:ascii="Montserrat" w:hAnsi="Montserrat"/>
+          <w:sz w:val="24"/>
+        </w:rPr>
+      </w:pPr>
+      <w:r>
+        <w:rPr>
+          <w:rFonts w:ascii="Montserrat" w:hAnsi="Montserrat"/>
+          <w:sz w:val="24"/>
+        </w:rPr>
         <w:t>In the future</w:t>
       </w:r>
     </w:p>
@@ -665,14 +1114,22 @@
       <w:pPr>
         <w:jc w:val="both"/>
         <w:rPr>
+          <w:rFonts w:ascii="Montserrat" w:hAnsi="Montserrat"/>
+          <w:sz w:val="24"/>
           <w:vertAlign w:val="superscript"/>
         </w:rPr>
       </w:pPr>
       <w:r>
+        <w:rPr>
+          <w:rFonts w:ascii="Montserrat" w:hAnsi="Montserrat"/>
+          <w:sz w:val="24"/>
+        </w:rPr>
         <w:t>He is a reincarnation of her</w:t>
       </w:r>
       <w:r>
         <w:rPr>
+          <w:rFonts w:ascii="Montserrat" w:hAnsi="Montserrat"/>
+          <w:sz w:val="24"/>
           <w:vertAlign w:val="superscript"/>
         </w:rPr>
         <w:t>1</w:t>
@@ -681,337 +1138,617 @@
     <w:p>
       <w:pPr>
         <w:jc w:val="both"/>
-      </w:pPr>
-      <w:r>
+        <w:rPr>
+          <w:rFonts w:ascii="Montserrat" w:hAnsi="Montserrat"/>
+          <w:sz w:val="24"/>
+        </w:rPr>
+      </w:pPr>
+      <w:r>
+        <w:rPr>
+          <w:rFonts w:ascii="Montserrat" w:hAnsi="Montserrat"/>
+          <w:sz w:val="24"/>
+        </w:rPr>
         <w:t>He is turned female, possessed by her and trapped in the ring</w:t>
       </w:r>
     </w:p>
     <w:p>
       <w:pPr>
         <w:jc w:val="both"/>
-      </w:pPr>
-      <w:r>
+        <w:rPr>
+          <w:rFonts w:ascii="Montserrat" w:hAnsi="Montserrat"/>
+          <w:sz w:val="24"/>
+        </w:rPr>
+      </w:pPr>
+      <w:r>
+        <w:rPr>
+          <w:rFonts w:ascii="Montserrat" w:hAnsi="Montserrat"/>
+          <w:sz w:val="24"/>
+        </w:rPr>
         <w:t>From the future to the past</w:t>
       </w:r>
     </w:p>
     <w:p>
       <w:pPr>
         <w:jc w:val="both"/>
-      </w:pPr>
-      <w:r>
+        <w:rPr>
+          <w:rFonts w:ascii="Montserrat" w:hAnsi="Montserrat"/>
+          <w:sz w:val="24"/>
+        </w:rPr>
+      </w:pPr>
+      <w:r>
+        <w:rPr>
+          <w:rFonts w:ascii="Montserrat" w:hAnsi="Montserrat"/>
+          <w:sz w:val="24"/>
+        </w:rPr>
         <w:t>She returns to the moment of her possession with the ring</w:t>
       </w:r>
     </w:p>
     <w:p>
       <w:pPr>
         <w:jc w:val="both"/>
-      </w:pPr>
-      <w:r>
+        <w:rPr>
+          <w:rFonts w:ascii="Montserrat" w:hAnsi="Montserrat"/>
+          <w:sz w:val="24"/>
+        </w:rPr>
+      </w:pPr>
+      <w:r>
+        <w:rPr>
+          <w:rFonts w:ascii="Montserrat" w:hAnsi="Montserrat"/>
+          <w:sz w:val="24"/>
+        </w:rPr>
         <w:t>In the present</w:t>
       </w:r>
     </w:p>
     <w:p>
       <w:pPr>
         <w:jc w:val="both"/>
-      </w:pPr>
-      <w:r>
+        <w:rPr>
+          <w:rFonts w:ascii="Montserrat" w:hAnsi="Montserrat"/>
+          <w:sz w:val="24"/>
+        </w:rPr>
+      </w:pPr>
+      <w:r>
+        <w:rPr>
+          <w:rFonts w:ascii="Montserrat" w:hAnsi="Montserrat"/>
+          <w:sz w:val="24"/>
+        </w:rPr>
         <w:t>She slips the ring on the demon</w:t>
       </w:r>
     </w:p>
     <w:p>
       <w:pPr>
         <w:jc w:val="both"/>
-      </w:pPr>
-      <w:r>
+        <w:rPr>
+          <w:rFonts w:ascii="Montserrat" w:hAnsi="Montserrat"/>
+          <w:sz w:val="24"/>
+        </w:rPr>
+      </w:pPr>
+      <w:r>
+        <w:rPr>
+          <w:rFonts w:ascii="Montserrat" w:hAnsi="Montserrat"/>
+          <w:sz w:val="24"/>
+        </w:rPr>
         <w:t>He takes possession, trapping the demon back in the ring</w:t>
       </w:r>
     </w:p>
     <w:p>
       <w:pPr>
         <w:jc w:val="both"/>
-      </w:pPr>
-      <w:r>
+        <w:rPr>
+          <w:rFonts w:ascii="Montserrat" w:hAnsi="Montserrat"/>
+          <w:sz w:val="24"/>
+        </w:rPr>
+      </w:pPr>
+      <w:r>
+        <w:rPr>
+          <w:rFonts w:ascii="Montserrat" w:hAnsi="Montserrat"/>
+          <w:sz w:val="24"/>
+        </w:rPr>
         <w:t>In the future</w:t>
       </w:r>
     </w:p>
     <w:p>
       <w:pPr>
         <w:jc w:val="both"/>
-      </w:pPr>
-      <w:r>
+        <w:rPr>
+          <w:rFonts w:ascii="Montserrat" w:hAnsi="Montserrat"/>
+          <w:sz w:val="24"/>
+        </w:rPr>
+      </w:pPr>
+      <w:r>
+        <w:rPr>
+          <w:rFonts w:ascii="Montserrat" w:hAnsi="Montserrat"/>
+          <w:sz w:val="24"/>
+        </w:rPr>
         <w:t xml:space="preserve">Another finds the ring, releasing the demon </w:t>
       </w:r>
     </w:p>
     <w:p>
       <w:pPr>
         <w:jc w:val="both"/>
-      </w:pPr>
-    </w:p>
-    <w:p>
-      <w:pPr>
-        <w:jc w:val="both"/>
-      </w:pPr>
-    </w:p>
-    <w:p>
-      <w:pPr>
-        <w:jc w:val="both"/>
-      </w:pPr>
-    </w:p>
-    <w:p>
-      <w:pPr>
-        <w:jc w:val="both"/>
-      </w:pPr>
-      <w:r>
-        <w:t xml:space="preserve">The exact details of what happened to </w:t>
-      </w:r>
-      <w:proofErr w:type="gramStart"/>
-      <w:r>
-        <w:t>Morgan</w:t>
-      </w:r>
-      <w:proofErr w:type="gramEnd"/>
-      <w:r>
-        <w:t xml:space="preserve"> the night of her </w:t>
-      </w:r>
-      <w:proofErr w:type="gramStart"/>
-      <w:r>
-        <w:t>sacrifice</w:t>
-      </w:r>
-      <w:proofErr w:type="gramEnd"/>
-      <w:r>
-        <w:t xml:space="preserve"> would remain something of a mystery. When the demon was probing her psyche, Morgan was compelled to call upon untapped potential to protect herself, instinctively and intuitively reshaping the future to provide her with the means to escape. At the same time, the demon was altering her body, turning her into a boy to disassociate her mind from her body. </w:t>
-      </w:r>
-    </w:p>
-    <w:p>
-      <w:pPr>
-        <w:jc w:val="both"/>
-      </w:pPr>
-    </w:p>
-    <w:p>
-      <w:pPr>
-        <w:jc w:val="both"/>
-      </w:pPr>
-      <w:r>
+        <w:rPr>
+          <w:rFonts w:ascii="Montserrat" w:hAnsi="Montserrat"/>
+          <w:sz w:val="24"/>
+        </w:rPr>
+      </w:pPr>
+    </w:p>
+    <w:p>
+      <w:pPr>
+        <w:jc w:val="both"/>
+        <w:rPr>
+          <w:rFonts w:ascii="Montserrat" w:hAnsi="Montserrat"/>
+          <w:sz w:val="24"/>
+        </w:rPr>
+      </w:pPr>
+    </w:p>
+    <w:p>
+      <w:pPr>
+        <w:jc w:val="both"/>
+        <w:rPr>
+          <w:rFonts w:ascii="Montserrat" w:hAnsi="Montserrat"/>
+          <w:sz w:val="24"/>
+        </w:rPr>
+      </w:pPr>
+    </w:p>
+    <w:p>
+      <w:pPr>
+        <w:jc w:val="both"/>
+        <w:rPr>
+          <w:rFonts w:ascii="Montserrat" w:hAnsi="Montserrat"/>
+          <w:sz w:val="24"/>
+        </w:rPr>
+      </w:pPr>
+      <w:r>
+        <w:rPr>
+          <w:rFonts w:ascii="Montserrat" w:hAnsi="Montserrat"/>
+          <w:sz w:val="24"/>
+        </w:rPr>
+        <w:t xml:space="preserve">The exact details of what happened to Morgan the night of her sacrifice would remain something of a mystery. When the demon was probing her psyche, Morgan was compelled to call upon untapped potential to protect herself, instinctively and intuitively reshaping the future to provide her with the means to escape. At the same time, the demon was altering her body, turning her into a boy to disassociate her mind from her body. </w:t>
+      </w:r>
+    </w:p>
+    <w:p>
+      <w:pPr>
+        <w:jc w:val="both"/>
+        <w:rPr>
+          <w:rFonts w:ascii="Montserrat" w:hAnsi="Montserrat"/>
+          <w:sz w:val="24"/>
+        </w:rPr>
+      </w:pPr>
+    </w:p>
+    <w:p>
+      <w:pPr>
+        <w:jc w:val="both"/>
+        <w:rPr>
+          <w:rFonts w:ascii="Montserrat" w:hAnsi="Montserrat"/>
+          <w:sz w:val="24"/>
+        </w:rPr>
+      </w:pPr>
+      <w:r>
+        <w:rPr>
+          <w:rFonts w:ascii="Montserrat" w:hAnsi="Montserrat"/>
+          <w:sz w:val="24"/>
+        </w:rPr>
         <w:t xml:space="preserve">The possibility of a future male incarnation of herself embodying the potential she required was created in that moment. A possibility Morgan seized even as she was succumbing to the demon's assault on her psyche. In a final burst of defiance, she bridged her present and future selves. </w:t>
       </w:r>
     </w:p>
     <w:p>
       <w:pPr>
         <w:jc w:val="both"/>
-      </w:pPr>
-    </w:p>
-    <w:p>
-      <w:pPr>
-        <w:jc w:val="both"/>
-      </w:pPr>
-      <w:r>
+        <w:rPr>
+          <w:rFonts w:ascii="Montserrat" w:hAnsi="Montserrat"/>
+          <w:sz w:val="24"/>
+        </w:rPr>
+      </w:pPr>
+    </w:p>
+    <w:p>
+      <w:pPr>
+        <w:jc w:val="both"/>
+        <w:rPr>
+          <w:rFonts w:ascii="Montserrat" w:hAnsi="Montserrat"/>
+          <w:sz w:val="24"/>
+        </w:rPr>
+      </w:pPr>
+      <w:r>
+        <w:rPr>
+          <w:rFonts w:ascii="Montserrat" w:hAnsi="Montserrat"/>
+          <w:sz w:val="24"/>
+        </w:rPr>
         <w:t xml:space="preserve">In the normal course of events, a mind existed in an eternal moment, but under the demon's assault, Morgan experienced a moment of eternity. The consciousness of the boy she would be reincarnated as was drawn into her altered body and twenty years of oblivious exile expired in the blink of an eye as she woke up in his and asserted her true form. The link she had made between past and future incarnations of herself remained open. </w:t>
       </w:r>
     </w:p>
     <w:p>
       <w:pPr>
         <w:jc w:val="both"/>
-      </w:pPr>
-    </w:p>
-    <w:p>
-      <w:pPr>
-        <w:jc w:val="both"/>
-      </w:pPr>
-      <w:r>
+        <w:rPr>
+          <w:rFonts w:ascii="Montserrat" w:hAnsi="Montserrat"/>
+          <w:sz w:val="24"/>
+        </w:rPr>
+      </w:pPr>
+    </w:p>
+    <w:p>
+      <w:pPr>
+        <w:jc w:val="both"/>
+        <w:rPr>
+          <w:rFonts w:ascii="Montserrat" w:hAnsi="Montserrat"/>
+          <w:sz w:val="24"/>
+        </w:rPr>
+      </w:pPr>
+      <w:r>
+        <w:rPr>
+          <w:rFonts w:ascii="Montserrat" w:hAnsi="Montserrat"/>
+          <w:sz w:val="24"/>
+        </w:rPr>
         <w:t xml:space="preserve">That link served as a psychic corridor the resurrected girl was able to step through to come to the boy's rescue. To the naked eye, it was as if she had stepped out of him, when in fact she simply teleported along that psychic corridor. The window to eternity closed and she resumed life in the eternal moment. </w:t>
       </w:r>
     </w:p>
     <w:p>
       <w:pPr>
         <w:jc w:val="both"/>
-      </w:pPr>
-    </w:p>
-    <w:p>
-      <w:pPr>
-        <w:jc w:val="both"/>
-      </w:pPr>
-      <w:r>
+        <w:rPr>
+          <w:rFonts w:ascii="Montserrat" w:hAnsi="Montserrat"/>
+          <w:sz w:val="24"/>
+        </w:rPr>
+      </w:pPr>
+    </w:p>
+    <w:p>
+      <w:pPr>
+        <w:jc w:val="both"/>
+        <w:rPr>
+          <w:rFonts w:ascii="Montserrat" w:hAnsi="Montserrat"/>
+          <w:sz w:val="24"/>
+        </w:rPr>
+      </w:pPr>
+      <w:r>
+        <w:rPr>
+          <w:rFonts w:ascii="Montserrat" w:hAnsi="Montserrat"/>
+          <w:sz w:val="24"/>
+        </w:rPr>
         <w:t xml:space="preserve">Her initial blow was aimed at the physical manifestation of her childhood demon, lashing out instinctively and intuitively, Morgan directed the flood of energy that had answered her desperate call and focused it into a combined telepathic-telekinetic assault. The demon was stunned by her emergence. Distracted by the task of seating itself in her stolen flesh it could not save its own from violent disruption and dismemberment. </w:t>
       </w:r>
     </w:p>
     <w:p>
       <w:pPr>
         <w:jc w:val="both"/>
-      </w:pPr>
-    </w:p>
-    <w:p>
-      <w:pPr>
-        <w:jc w:val="both"/>
-      </w:pPr>
-      <w:r>
+        <w:rPr>
+          <w:rFonts w:ascii="Montserrat" w:hAnsi="Montserrat"/>
+          <w:sz w:val="24"/>
+        </w:rPr>
+      </w:pPr>
+    </w:p>
+    <w:p>
+      <w:pPr>
+        <w:jc w:val="both"/>
+        <w:rPr>
+          <w:rFonts w:ascii="Montserrat" w:hAnsi="Montserrat"/>
+          <w:sz w:val="24"/>
+        </w:rPr>
+      </w:pPr>
+      <w:r>
+        <w:rPr>
+          <w:rFonts w:ascii="Montserrat" w:hAnsi="Montserrat"/>
+          <w:sz w:val="24"/>
+        </w:rPr>
         <w:t xml:space="preserve">The cultists froze at the apparent slaughter of their god, and Morgan took merciless advantage of their shock and confusion. The demon stood in awe of what she had accomplished while his worshippers were cut down by her fury, certain he possessed her body and soul yet seeing her there opposing him. </w:t>
       </w:r>
     </w:p>
     <w:p>
       <w:pPr>
         <w:jc w:val="both"/>
-      </w:pPr>
-    </w:p>
-    <w:p>
-      <w:pPr>
-        <w:jc w:val="both"/>
-      </w:pPr>
-    </w:p>
-    <w:p>
-      <w:pPr>
-        <w:jc w:val="both"/>
-      </w:pPr>
-      <w:r>
+        <w:rPr>
+          <w:rFonts w:ascii="Montserrat" w:hAnsi="Montserrat"/>
+          <w:sz w:val="24"/>
+        </w:rPr>
+      </w:pPr>
+    </w:p>
+    <w:p>
+      <w:pPr>
+        <w:jc w:val="both"/>
+        <w:rPr>
+          <w:rFonts w:ascii="Montserrat" w:hAnsi="Montserrat"/>
+          <w:sz w:val="24"/>
+        </w:rPr>
+      </w:pPr>
+    </w:p>
+    <w:p>
+      <w:pPr>
+        <w:jc w:val="both"/>
+        <w:rPr>
+          <w:rFonts w:ascii="Montserrat" w:hAnsi="Montserrat"/>
+          <w:sz w:val="24"/>
+        </w:rPr>
+      </w:pPr>
+      <w:r>
+        <w:rPr>
+          <w:rFonts w:ascii="Montserrat" w:hAnsi="Montserrat"/>
+          <w:sz w:val="24"/>
+        </w:rPr>
         <w:t>In Hunger &amp; In Thirst</w:t>
       </w:r>
     </w:p>
     <w:p>
       <w:pPr>
         <w:jc w:val="both"/>
-      </w:pPr>
-    </w:p>
-    <w:p>
-      <w:pPr>
-        <w:jc w:val="both"/>
-      </w:pPr>
-      <w:r>
+        <w:rPr>
+          <w:rFonts w:ascii="Montserrat" w:hAnsi="Montserrat"/>
+          <w:sz w:val="24"/>
+        </w:rPr>
+      </w:pPr>
+    </w:p>
+    <w:p>
+      <w:pPr>
+        <w:jc w:val="both"/>
+        <w:rPr>
+          <w:rFonts w:ascii="Montserrat" w:hAnsi="Montserrat"/>
+          <w:sz w:val="24"/>
+        </w:rPr>
+      </w:pPr>
+      <w:r>
+        <w:rPr>
+          <w:rFonts w:ascii="Montserrat" w:hAnsi="Montserrat"/>
+          <w:sz w:val="24"/>
+        </w:rPr>
         <w:t>Basics</w:t>
       </w:r>
     </w:p>
     <w:p>
       <w:pPr>
         <w:jc w:val="both"/>
-      </w:pPr>
-    </w:p>
-    <w:p>
-      <w:pPr>
-        <w:jc w:val="both"/>
-      </w:pPr>
-      <w:r>
+        <w:rPr>
+          <w:rFonts w:ascii="Montserrat" w:hAnsi="Montserrat"/>
+          <w:sz w:val="24"/>
+        </w:rPr>
+      </w:pPr>
+    </w:p>
+    <w:p>
+      <w:pPr>
+        <w:jc w:val="both"/>
+        <w:rPr>
+          <w:rFonts w:ascii="Montserrat" w:hAnsi="Montserrat"/>
+          <w:sz w:val="24"/>
+        </w:rPr>
+      </w:pPr>
+      <w:r>
+        <w:rPr>
+          <w:rFonts w:ascii="Montserrat" w:hAnsi="Montserrat"/>
+          <w:sz w:val="24"/>
+        </w:rPr>
         <w:t>Options</w:t>
       </w:r>
     </w:p>
     <w:p>
       <w:pPr>
         <w:jc w:val="both"/>
-      </w:pPr>
-    </w:p>
-    <w:p>
-      <w:pPr>
-        <w:jc w:val="both"/>
-      </w:pPr>
-      <w:r>
+        <w:rPr>
+          <w:rFonts w:ascii="Montserrat" w:hAnsi="Montserrat"/>
+          <w:sz w:val="24"/>
+        </w:rPr>
+      </w:pPr>
+    </w:p>
+    <w:p>
+      <w:pPr>
+        <w:jc w:val="both"/>
+        <w:rPr>
+          <w:rFonts w:ascii="Montserrat" w:hAnsi="Montserrat"/>
+          <w:sz w:val="24"/>
+        </w:rPr>
+      </w:pPr>
+      <w:r>
+        <w:rPr>
+          <w:rFonts w:ascii="Montserrat" w:hAnsi="Montserrat"/>
+          <w:sz w:val="24"/>
+        </w:rPr>
         <w:t>General Notes</w:t>
       </w:r>
     </w:p>
     <w:p>
       <w:pPr>
         <w:jc w:val="both"/>
-      </w:pPr>
-    </w:p>
-    <w:p>
-      <w:pPr>
-        <w:jc w:val="both"/>
-      </w:pPr>
-      <w:r>
+        <w:rPr>
+          <w:rFonts w:ascii="Montserrat" w:hAnsi="Montserrat"/>
+          <w:sz w:val="24"/>
+        </w:rPr>
+      </w:pPr>
+    </w:p>
+    <w:p>
+      <w:pPr>
+        <w:jc w:val="both"/>
+        <w:rPr>
+          <w:rFonts w:ascii="Montserrat" w:hAnsi="Montserrat"/>
+          <w:sz w:val="24"/>
+        </w:rPr>
+      </w:pPr>
+      <w:r>
+        <w:rPr>
+          <w:rFonts w:ascii="Montserrat" w:hAnsi="Montserrat"/>
+          <w:sz w:val="24"/>
+        </w:rPr>
         <w:t>Book Notes</w:t>
       </w:r>
     </w:p>
     <w:p>
       <w:pPr>
         <w:jc w:val="both"/>
-      </w:pPr>
-      <w:r>
+        <w:rPr>
+          <w:rFonts w:ascii="Montserrat" w:hAnsi="Montserrat"/>
+          <w:sz w:val="24"/>
+        </w:rPr>
+      </w:pPr>
+      <w:r>
+        <w:rPr>
+          <w:rFonts w:ascii="Montserrat" w:hAnsi="Montserrat"/>
+          <w:sz w:val="24"/>
+        </w:rPr>
         <w:t xml:space="preserve"> </w:t>
       </w:r>
     </w:p>
     <w:p>
       <w:pPr>
         <w:jc w:val="both"/>
-      </w:pPr>
-      <w:r>
+        <w:rPr>
+          <w:rFonts w:ascii="Montserrat" w:hAnsi="Montserrat"/>
+          <w:sz w:val="24"/>
+        </w:rPr>
+      </w:pPr>
+      <w:r>
+        <w:rPr>
+          <w:rFonts w:ascii="Montserrat" w:hAnsi="Montserrat"/>
+          <w:sz w:val="24"/>
+        </w:rPr>
         <w:t>Probing Questions</w:t>
       </w:r>
     </w:p>
     <w:p>
       <w:pPr>
         <w:jc w:val="both"/>
-      </w:pPr>
-    </w:p>
-    <w:p>
-      <w:pPr>
-        <w:jc w:val="both"/>
-      </w:pPr>
-      <w:r>
+        <w:rPr>
+          <w:rFonts w:ascii="Montserrat" w:hAnsi="Montserrat"/>
+          <w:sz w:val="24"/>
+        </w:rPr>
+      </w:pPr>
+    </w:p>
+    <w:p>
+      <w:pPr>
+        <w:jc w:val="both"/>
+        <w:rPr>
+          <w:rFonts w:ascii="Montserrat" w:hAnsi="Montserrat"/>
+          <w:sz w:val="24"/>
+        </w:rPr>
+      </w:pPr>
+      <w:r>
+        <w:rPr>
+          <w:rFonts w:ascii="Montserrat" w:hAnsi="Montserrat"/>
+          <w:sz w:val="24"/>
+        </w:rPr>
         <w:t>Eclipsed Note Pool</w:t>
       </w:r>
     </w:p>
     <w:p>
       <w:pPr>
         <w:jc w:val="both"/>
-      </w:pPr>
-    </w:p>
-    <w:p>
-      <w:pPr>
-        <w:jc w:val="both"/>
-      </w:pPr>
-      <w:r>
+        <w:rPr>
+          <w:rFonts w:ascii="Montserrat" w:hAnsi="Montserrat"/>
+          <w:sz w:val="24"/>
+        </w:rPr>
+      </w:pPr>
+    </w:p>
+    <w:p>
+      <w:pPr>
+        <w:jc w:val="both"/>
+        <w:rPr>
+          <w:rFonts w:ascii="Montserrat" w:hAnsi="Montserrat"/>
+          <w:sz w:val="24"/>
+        </w:rPr>
+      </w:pPr>
+      <w:r>
+        <w:rPr>
+          <w:rFonts w:ascii="Montserrat" w:hAnsi="Montserrat"/>
+          <w:sz w:val="24"/>
+        </w:rPr>
         <w:t>Eclipsed Project Notes</w:t>
       </w:r>
     </w:p>
     <w:p>
       <w:pPr>
         <w:jc w:val="both"/>
-      </w:pPr>
-    </w:p>
-    <w:p>
-      <w:pPr>
-        <w:jc w:val="both"/>
-      </w:pPr>
-    </w:p>
-    <w:p>
-      <w:pPr>
-        <w:jc w:val="both"/>
-      </w:pPr>
-    </w:p>
-    <w:p>
-      <w:pPr>
-        <w:jc w:val="both"/>
-      </w:pPr>
-      <w:r>
+        <w:rPr>
+          <w:rFonts w:ascii="Montserrat" w:hAnsi="Montserrat"/>
+          <w:sz w:val="24"/>
+        </w:rPr>
+      </w:pPr>
+    </w:p>
+    <w:p>
+      <w:pPr>
+        <w:jc w:val="both"/>
+        <w:rPr>
+          <w:rFonts w:ascii="Montserrat" w:hAnsi="Montserrat"/>
+          <w:sz w:val="24"/>
+        </w:rPr>
+      </w:pPr>
+    </w:p>
+    <w:p>
+      <w:pPr>
+        <w:jc w:val="both"/>
+        <w:rPr>
+          <w:rFonts w:ascii="Montserrat" w:hAnsi="Montserrat"/>
+          <w:sz w:val="24"/>
+        </w:rPr>
+      </w:pPr>
+    </w:p>
+    <w:p>
+      <w:pPr>
+        <w:jc w:val="both"/>
+        <w:rPr>
+          <w:rFonts w:ascii="Montserrat" w:hAnsi="Montserrat"/>
+          <w:sz w:val="24"/>
+        </w:rPr>
+      </w:pPr>
+      <w:r>
+        <w:rPr>
+          <w:rFonts w:ascii="Montserrat" w:hAnsi="Montserrat"/>
+          <w:sz w:val="24"/>
+        </w:rPr>
         <w:t>Chapter N</w:t>
       </w:r>
     </w:p>
     <w:p>
       <w:pPr>
         <w:jc w:val="both"/>
-      </w:pPr>
-    </w:p>
-    <w:p>
-      <w:pPr>
-        <w:jc w:val="both"/>
-      </w:pPr>
-      <w:r>
+        <w:rPr>
+          <w:rFonts w:ascii="Montserrat" w:hAnsi="Montserrat"/>
+          <w:sz w:val="24"/>
+        </w:rPr>
+      </w:pPr>
+    </w:p>
+    <w:p>
+      <w:pPr>
+        <w:jc w:val="both"/>
+        <w:rPr>
+          <w:rFonts w:ascii="Montserrat" w:hAnsi="Montserrat"/>
+          <w:sz w:val="24"/>
+        </w:rPr>
+      </w:pPr>
+      <w:r>
+        <w:rPr>
+          <w:rFonts w:ascii="Montserrat" w:hAnsi="Montserrat"/>
+          <w:sz w:val="24"/>
+        </w:rPr>
         <w:t>Body</w:t>
       </w:r>
     </w:p>
     <w:p>
       <w:pPr>
         <w:jc w:val="both"/>
-      </w:pPr>
-    </w:p>
-    <w:p>
-      <w:pPr>
-        <w:jc w:val="both"/>
-      </w:pPr>
-    </w:p>
-    <w:p>
-      <w:pPr>
-        <w:jc w:val="both"/>
-      </w:pPr>
-    </w:p>
-    <w:p>
-      <w:pPr>
-        <w:jc w:val="both"/>
+        <w:rPr>
+          <w:rFonts w:ascii="Montserrat" w:hAnsi="Montserrat"/>
+          <w:sz w:val="24"/>
+        </w:rPr>
+      </w:pPr>
+    </w:p>
+    <w:p>
+      <w:pPr>
+        <w:jc w:val="both"/>
+        <w:rPr>
+          <w:rFonts w:ascii="Montserrat" w:hAnsi="Montserrat"/>
+          <w:sz w:val="24"/>
+        </w:rPr>
+      </w:pPr>
+    </w:p>
+    <w:p>
+      <w:pPr>
+        <w:jc w:val="both"/>
+        <w:rPr>
+          <w:rFonts w:ascii="Montserrat" w:hAnsi="Montserrat"/>
+          <w:sz w:val="24"/>
+        </w:rPr>
+      </w:pPr>
+    </w:p>
+    <w:p>
+      <w:pPr>
+        <w:jc w:val="both"/>
+        <w:rPr>
+          <w:rFonts w:ascii="Montserrat" w:hAnsi="Montserrat"/>
+          <w:sz w:val="24"/>
+        </w:rPr>
       </w:pPr>
     </w:p>
     <w:sectPr>
@@ -1029,7 +1766,7 @@
   <w:abstractNum w:abstractNumId="0" w15:restartNumberingAfterBreak="0">
     <w:nsid w:val="FFFFFFFB"/>
     <w:multiLevelType w:val="multilevel"/>
-    <w:tmpl w:val="759072D4"/>
+    <w:tmpl w:val="80A499BA"/>
     <w:lvl w:ilvl="0">
       <w:start w:val="1"/>
       <w:numFmt w:val="cardinalText"/>
@@ -1122,6 +1859,27 @@
   <w:num w:numId="8" w16cid:durableId="660279184">
     <w:abstractNumId w:val="0"/>
   </w:num>
+  <w:num w:numId="9" w16cid:durableId="296763731">
+    <w:abstractNumId w:val="0"/>
+  </w:num>
+  <w:num w:numId="10" w16cid:durableId="409615778">
+    <w:abstractNumId w:val="0"/>
+  </w:num>
+  <w:num w:numId="11" w16cid:durableId="872881913">
+    <w:abstractNumId w:val="0"/>
+  </w:num>
+  <w:num w:numId="12" w16cid:durableId="1986662866">
+    <w:abstractNumId w:val="0"/>
+  </w:num>
+  <w:num w:numId="13" w16cid:durableId="1219591076">
+    <w:abstractNumId w:val="0"/>
+  </w:num>
+  <w:num w:numId="14" w16cid:durableId="177742100">
+    <w:abstractNumId w:val="0"/>
+  </w:num>
+  <w:num w:numId="15" w16cid:durableId="1121530958">
+    <w:abstractNumId w:val="0"/>
+  </w:num>
 </w:numbering>
 </file>
 
@@ -1130,7 +1888,9 @@
   <w:docDefaults>
     <w:rPrDefault>
       <w:rPr>
-        <w:rFonts w:ascii="Times New Roman" w:eastAsia="Times New Roman" w:hAnsi="Times New Roman" w:cs="Times New Roman"/>
+        <w:rFonts w:asciiTheme="minorHAnsi" w:eastAsiaTheme="minorHAnsi" w:hAnsiTheme="minorHAnsi" w:cstheme="minorBidi"/>
+        <w:sz w:val="22"/>
+        <w:szCs w:val="22"/>
         <w:lang w:val="en-US" w:eastAsia="en-US" w:bidi="ar-SA"/>
       </w:rPr>
     </w:rPrDefault>
@@ -1517,26 +2277,30 @@
   <w:style w:type="paragraph" w:default="1" w:styleId="Normal">
     <w:name w:val="Normal"/>
     <w:qFormat/>
-    <w:rsid w:val="00E44E16"/>
-    <w:rPr>
-      <w:rFonts w:ascii="Calibri" w:hAnsi="Calibri" w:cs="Calibri"/>
+    <w:rsid w:val="000574C3"/>
+    <w:pPr>
+      <w:spacing w:after="240" w:line="276" w:lineRule="auto"/>
+    </w:pPr>
+    <w:rPr>
+      <w:rFonts w:cstheme="minorHAnsi"/>
       <w:sz w:val="28"/>
       <w:szCs w:val="28"/>
     </w:rPr>
   </w:style>
   <w:style w:type="paragraph" w:styleId="Heading1">
     <w:name w:val="heading 1"/>
-    <w:basedOn w:val="Normal"/>
+    <w:basedOn w:val="NoSpacing"/>
     <w:next w:val="Normal"/>
     <w:link w:val="Heading1Char"/>
     <w:qFormat/>
-    <w:rsid w:val="00E44E16"/>
+    <w:rsid w:val="000574C3"/>
     <w:pPr>
       <w:keepNext/>
       <w:spacing w:before="240" w:after="60"/>
       <w:outlineLvl w:val="0"/>
     </w:pPr>
     <w:rPr>
+      <w:rFonts w:ascii="Montserrat" w:eastAsia="Times New Roman" w:hAnsi="Montserrat" w:cs="Montserrat"/>
       <w:b/>
       <w:kern w:val="28"/>
       <w:sz w:val="56"/>
@@ -1548,11 +2312,11 @@
     <w:next w:val="Normal"/>
     <w:link w:val="Heading2Char"/>
     <w:qFormat/>
-    <w:rsid w:val="00E44E16"/>
+    <w:rsid w:val="000574C3"/>
     <w:pPr>
       <w:numPr>
         <w:ilvl w:val="1"/>
-        <w:numId w:val="8"/>
+        <w:numId w:val="15"/>
       </w:numPr>
       <w:outlineLvl w:val="1"/>
     </w:pPr>
@@ -1567,7 +2331,7 @@
     <w:next w:val="Normal"/>
     <w:link w:val="Heading3Char"/>
     <w:qFormat/>
-    <w:rsid w:val="00E44E16"/>
+    <w:rsid w:val="000574C3"/>
     <w:pPr>
       <w:outlineLvl w:val="2"/>
     </w:pPr>
@@ -1581,7 +2345,7 @@
     <w:next w:val="Normal"/>
     <w:link w:val="Heading4Char"/>
     <w:qFormat/>
-    <w:rsid w:val="00E44E16"/>
+    <w:rsid w:val="000574C3"/>
     <w:pPr>
       <w:numPr>
         <w:ilvl w:val="3"/>
@@ -1598,7 +2362,7 @@
     <w:next w:val="Normal"/>
     <w:link w:val="Heading5Char"/>
     <w:qFormat/>
-    <w:rsid w:val="00E44E16"/>
+    <w:rsid w:val="000574C3"/>
     <w:pPr>
       <w:numPr>
         <w:ilvl w:val="4"/>
@@ -1611,21 +2375,19 @@
   </w:style>
   <w:style w:type="paragraph" w:styleId="Heading6">
     <w:name w:val="heading 6"/>
-    <w:basedOn w:val="Normal"/>
+    <w:basedOn w:val="Heading5"/>
     <w:next w:val="Normal"/>
     <w:link w:val="Heading6Char"/>
     <w:qFormat/>
-    <w:rsid w:val="00E44E16"/>
+    <w:rsid w:val="000574C3"/>
     <w:pPr>
       <w:numPr>
         <w:ilvl w:val="5"/>
-        <w:numId w:val="8"/>
       </w:numPr>
-      <w:spacing w:before="240" w:after="60"/>
       <w:outlineLvl w:val="5"/>
     </w:pPr>
     <w:rPr>
-      <w:b/>
+      <w:bCs/>
       <w:sz w:val="24"/>
       <w:szCs w:val="24"/>
       <w:u w:val="single"/>
@@ -1637,28 +2399,31 @@
     <w:next w:val="Normal"/>
     <w:link w:val="Heading7Char"/>
     <w:qFormat/>
-    <w:rsid w:val="00E44E16"/>
+    <w:rsid w:val="000574C3"/>
     <w:pPr>
+      <w:keepNext w:val="0"/>
+      <w:numPr>
+        <w:ilvl w:val="0"/>
+        <w:numId w:val="0"/>
+      </w:numPr>
       <w:outlineLvl w:val="6"/>
     </w:pPr>
     <w:rPr>
       <w:b w:val="0"/>
-      <w:bCs/>
+      <w:kern w:val="0"/>
     </w:rPr>
   </w:style>
   <w:style w:type="paragraph" w:styleId="Heading8">
     <w:name w:val="heading 8"/>
-    <w:basedOn w:val="Heading7"/>
+    <w:basedOn w:val="Heading6"/>
     <w:next w:val="Normal"/>
     <w:link w:val="Heading8Char"/>
     <w:qFormat/>
-    <w:rsid w:val="00E44E16"/>
+    <w:rsid w:val="000574C3"/>
     <w:pPr>
       <w:outlineLvl w:val="7"/>
     </w:pPr>
     <w:rPr>
-      <w:b/>
-      <w:bCs w:val="0"/>
       <w:i/>
       <w:iCs/>
       <w:u w:val="none"/>
@@ -1670,18 +2435,20 @@
     <w:next w:val="Normal"/>
     <w:link w:val="Heading9Char"/>
     <w:qFormat/>
-    <w:rsid w:val="00E44E16"/>
+    <w:rsid w:val="000574C3"/>
     <w:pPr>
       <w:outlineLvl w:val="8"/>
     </w:pPr>
     <w:rPr>
       <w:b w:val="0"/>
-      <w:bCs/>
+      <w:bCs w:val="0"/>
     </w:rPr>
   </w:style>
   <w:style w:type="character" w:default="1" w:styleId="DefaultParagraphFont">
     <w:name w:val="Default Paragraph Font"/>
+    <w:uiPriority w:val="1"/>
     <w:semiHidden/>
+    <w:unhideWhenUsed/>
   </w:style>
   <w:style w:type="table" w:default="1" w:styleId="TableNormal">
     <w:name w:val="Normal Table"/>
@@ -1709,14 +2476,14 @@
     <w:basedOn w:val="Heading1"/>
     <w:next w:val="Normal"/>
     <w:link w:val="Subheading1Char"/>
-    <w:autoRedefine/>
     <w:qFormat/>
-    <w:rsid w:val="00E44E16"/>
+    <w:rsid w:val="000574C3"/>
     <w:pPr>
-      <w:spacing w:before="0" w:after="0"/>
+      <w:spacing w:before="0" w:after="0" w:line="240" w:lineRule="auto"/>
       <w:contextualSpacing/>
     </w:pPr>
     <w:rPr>
+      <w:rFonts w:eastAsia="Montserrat"/>
       <w:sz w:val="48"/>
       <w:szCs w:val="48"/>
       <w:vertAlign w:val="superscript"/>
@@ -1725,9 +2492,9 @@
   <w:style w:type="character" w:customStyle="1" w:styleId="Subheading1Char">
     <w:name w:val="Subheading 1 Char"/>
     <w:link w:val="Subheading1"/>
-    <w:rsid w:val="00E44E16"/>
-    <w:rPr>
-      <w:rFonts w:ascii="Aptos" w:hAnsi="Aptos" w:cs="Aptos"/>
+    <w:rsid w:val="000574C3"/>
+    <w:rPr>
+      <w:rFonts w:ascii="Montserrat" w:eastAsia="Montserrat" w:hAnsi="Montserrat" w:cs="Montserrat"/>
       <w:b/>
       <w:kern w:val="28"/>
       <w:sz w:val="48"/>
@@ -1738,9 +2505,9 @@
   <w:style w:type="character" w:customStyle="1" w:styleId="Heading1Char">
     <w:name w:val="Heading 1 Char"/>
     <w:link w:val="Heading1"/>
-    <w:rsid w:val="00E44E16"/>
-    <w:rPr>
-      <w:rFonts w:ascii="Aptos" w:eastAsia="Times New Roman" w:hAnsi="Aptos" w:cs="Aptos"/>
+    <w:rsid w:val="000574C3"/>
+    <w:rPr>
+      <w:rFonts w:ascii="Montserrat" w:eastAsia="Times New Roman" w:hAnsi="Montserrat" w:cs="Montserrat"/>
       <w:b/>
       <w:kern w:val="28"/>
       <w:sz w:val="56"/>
@@ -1752,7 +2519,10 @@
     <w:basedOn w:val="Subtitle"/>
     <w:link w:val="SuptitleChar"/>
     <w:qFormat/>
-    <w:rsid w:val="00E44E16"/>
+    <w:rsid w:val="000574C3"/>
+    <w:pPr>
+      <w:spacing w:before="240" w:line="240" w:lineRule="auto"/>
+    </w:pPr>
     <w:rPr>
       <w:vertAlign w:val="subscript"/>
     </w:rPr>
@@ -1760,9 +2530,9 @@
   <w:style w:type="character" w:customStyle="1" w:styleId="SuptitleChar">
     <w:name w:val="Suptitle Char"/>
     <w:link w:val="Suptitle"/>
-    <w:rsid w:val="00E44E16"/>
-    <w:rPr>
-      <w:rFonts w:ascii="Calibri" w:hAnsi="Calibri"/>
+    <w:rsid w:val="000574C3"/>
+    <w:rPr>
+      <w:rFonts w:ascii="Montserrat" w:eastAsia="Times New Roman" w:hAnsi="Montserrat" w:cs="Times New Roman"/>
       <w:color w:val="7F7F7F"/>
       <w:spacing w:val="-10"/>
       <w:kern w:val="28"/>
@@ -1778,7 +2548,7 @@
     <w:link w:val="SubtitleChar"/>
     <w:uiPriority w:val="11"/>
     <w:qFormat/>
-    <w:rsid w:val="00E44E16"/>
+    <w:rsid w:val="000574C3"/>
     <w:rPr>
       <w:b w:val="0"/>
       <w:bCs w:val="0"/>
@@ -1790,9 +2560,9 @@
     <w:name w:val="Subtitle Char"/>
     <w:link w:val="Subtitle"/>
     <w:uiPriority w:val="11"/>
-    <w:rsid w:val="00E44E16"/>
-    <w:rPr>
-      <w:rFonts w:ascii="Calibri" w:hAnsi="Calibri"/>
+    <w:rsid w:val="000574C3"/>
+    <w:rPr>
+      <w:rFonts w:ascii="Montserrat" w:eastAsia="Times New Roman" w:hAnsi="Montserrat" w:cs="Times New Roman"/>
       <w:color w:val="7F7F7F"/>
       <w:spacing w:val="-10"/>
       <w:kern w:val="28"/>
@@ -1807,14 +2577,14 @@
     <w:next w:val="Normal"/>
     <w:link w:val="Subheading2Char"/>
     <w:qFormat/>
-    <w:rsid w:val="00E44E16"/>
+    <w:rsid w:val="000574C3"/>
   </w:style>
   <w:style w:type="character" w:customStyle="1" w:styleId="Subheading2Char">
     <w:name w:val="Subheading 2 Char"/>
     <w:link w:val="Subheading2"/>
-    <w:rsid w:val="00E44E16"/>
-    <w:rPr>
-      <w:rFonts w:ascii="Aptos" w:hAnsi="Aptos" w:cs="Aptos"/>
+    <w:rsid w:val="000574C3"/>
+    <w:rPr>
+      <w:rFonts w:ascii="Montserrat" w:eastAsia="Montserrat" w:hAnsi="Montserrat" w:cs="Montserrat"/>
       <w:b/>
       <w:kern w:val="28"/>
       <w:sz w:val="48"/>
@@ -1828,7 +2598,7 @@
     <w:next w:val="Normal"/>
     <w:link w:val="Subheading3Char"/>
     <w:qFormat/>
-    <w:rsid w:val="00E44E16"/>
+    <w:rsid w:val="000574C3"/>
     <w:rPr>
       <w:sz w:val="40"/>
       <w:szCs w:val="40"/>
@@ -1837,9 +2607,9 @@
   <w:style w:type="character" w:customStyle="1" w:styleId="Subheading3Char">
     <w:name w:val="Subheading 3 Char"/>
     <w:link w:val="Subheading3"/>
-    <w:rsid w:val="00E44E16"/>
-    <w:rPr>
-      <w:rFonts w:ascii="Aptos" w:hAnsi="Aptos" w:cs="Aptos"/>
+    <w:rsid w:val="000574C3"/>
+    <w:rPr>
+      <w:rFonts w:ascii="Montserrat" w:eastAsia="Montserrat" w:hAnsi="Montserrat" w:cs="Montserrat"/>
       <w:b/>
       <w:kern w:val="28"/>
       <w:sz w:val="40"/>
@@ -1850,9 +2620,9 @@
   <w:style w:type="character" w:customStyle="1" w:styleId="Heading2Char">
     <w:name w:val="Heading 2 Char"/>
     <w:link w:val="Heading2"/>
-    <w:rsid w:val="00E44E16"/>
-    <w:rPr>
-      <w:rFonts w:ascii="Calibri" w:hAnsi="Calibri" w:cs="Aptos"/>
+    <w:rsid w:val="000574C3"/>
+    <w:rPr>
+      <w:rFonts w:ascii="Montserrat" w:eastAsia="Times New Roman" w:hAnsi="Montserrat" w:cs="Montserrat"/>
       <w:b/>
       <w:kern w:val="28"/>
       <w:sz w:val="48"/>
@@ -1862,9 +2632,9 @@
   <w:style w:type="character" w:customStyle="1" w:styleId="Heading3Char">
     <w:name w:val="Heading 3 Char"/>
     <w:link w:val="Heading3"/>
-    <w:rsid w:val="00E44E16"/>
-    <w:rPr>
-      <w:rFonts w:ascii="Calibri" w:hAnsi="Calibri" w:cs="Aptos"/>
+    <w:rsid w:val="000574C3"/>
+    <w:rPr>
+      <w:rFonts w:ascii="Montserrat" w:eastAsia="Times New Roman" w:hAnsi="Montserrat" w:cs="Montserrat"/>
       <w:b/>
       <w:kern w:val="28"/>
       <w:sz w:val="40"/>
@@ -1874,9 +2644,9 @@
   <w:style w:type="character" w:customStyle="1" w:styleId="Heading4Char">
     <w:name w:val="Heading 4 Char"/>
     <w:link w:val="Heading4"/>
-    <w:rsid w:val="00E44E16"/>
-    <w:rPr>
-      <w:rFonts w:ascii="Calibri" w:hAnsi="Calibri" w:cs="Aptos"/>
+    <w:rsid w:val="000574C3"/>
+    <w:rPr>
+      <w:rFonts w:ascii="Montserrat" w:eastAsia="Times New Roman" w:hAnsi="Montserrat" w:cs="Montserrat"/>
       <w:b/>
       <w:kern w:val="28"/>
       <w:sz w:val="32"/>
@@ -1886,9 +2656,9 @@
   <w:style w:type="character" w:customStyle="1" w:styleId="Heading5Char">
     <w:name w:val="Heading 5 Char"/>
     <w:link w:val="Heading5"/>
-    <w:rsid w:val="00E44E16"/>
-    <w:rPr>
-      <w:rFonts w:ascii="Calibri" w:hAnsi="Calibri" w:cs="Aptos"/>
+    <w:rsid w:val="000574C3"/>
+    <w:rPr>
+      <w:rFonts w:ascii="Montserrat" w:eastAsia="Times New Roman" w:hAnsi="Montserrat" w:cs="Montserrat"/>
       <w:b/>
       <w:kern w:val="28"/>
       <w:sz w:val="28"/>
@@ -1898,10 +2668,12 @@
   <w:style w:type="character" w:customStyle="1" w:styleId="Heading6Char">
     <w:name w:val="Heading 6 Char"/>
     <w:link w:val="Heading6"/>
-    <w:rsid w:val="00E44E16"/>
-    <w:rPr>
-      <w:rFonts w:ascii="Calibri" w:hAnsi="Calibri" w:cs="Aptos"/>
+    <w:rsid w:val="000574C3"/>
+    <w:rPr>
+      <w:rFonts w:ascii="Montserrat" w:eastAsia="Times New Roman" w:hAnsi="Montserrat" w:cs="Montserrat"/>
       <w:b/>
+      <w:bCs/>
+      <w:kern w:val="28"/>
       <w:sz w:val="24"/>
       <w:szCs w:val="24"/>
       <w:u w:val="single"/>
@@ -1910,9 +2682,9 @@
   <w:style w:type="character" w:customStyle="1" w:styleId="Heading7Char">
     <w:name w:val="Heading 7 Char"/>
     <w:link w:val="Heading7"/>
-    <w:rsid w:val="00E44E16"/>
-    <w:rPr>
-      <w:rFonts w:ascii="Calibri" w:hAnsi="Calibri" w:cs="Aptos"/>
+    <w:rsid w:val="000574C3"/>
+    <w:rPr>
+      <w:rFonts w:ascii="Montserrat" w:eastAsia="Times New Roman" w:hAnsi="Montserrat" w:cs="Montserrat"/>
       <w:bCs/>
       <w:sz w:val="24"/>
       <w:szCs w:val="24"/>
@@ -1922,12 +2694,14 @@
   <w:style w:type="character" w:customStyle="1" w:styleId="Heading8Char">
     <w:name w:val="Heading 8 Char"/>
     <w:link w:val="Heading8"/>
-    <w:rsid w:val="00E44E16"/>
-    <w:rPr>
-      <w:rFonts w:ascii="Calibri" w:hAnsi="Calibri" w:cs="Aptos"/>
+    <w:rsid w:val="000574C3"/>
+    <w:rPr>
+      <w:rFonts w:ascii="Montserrat" w:eastAsia="Times New Roman" w:hAnsi="Montserrat" w:cs="Montserrat"/>
       <w:b/>
+      <w:bCs/>
       <w:i/>
       <w:iCs/>
+      <w:kern w:val="28"/>
       <w:sz w:val="24"/>
       <w:szCs w:val="24"/>
     </w:rPr>
@@ -1935,29 +2709,26 @@
   <w:style w:type="character" w:customStyle="1" w:styleId="Heading9Char">
     <w:name w:val="Heading 9 Char"/>
     <w:link w:val="Heading9"/>
-    <w:rsid w:val="00E44E16"/>
-    <w:rPr>
-      <w:rFonts w:ascii="Calibri" w:hAnsi="Calibri" w:cs="Aptos"/>
-      <w:bCs/>
+    <w:rsid w:val="000574C3"/>
+    <w:rPr>
+      <w:rFonts w:ascii="Montserrat" w:eastAsia="Times New Roman" w:hAnsi="Montserrat" w:cs="Montserrat"/>
       <w:i/>
       <w:iCs/>
+      <w:kern w:val="28"/>
       <w:sz w:val="24"/>
       <w:szCs w:val="24"/>
     </w:rPr>
   </w:style>
   <w:style w:type="paragraph" w:styleId="Title">
     <w:name w:val="Title"/>
-    <w:basedOn w:val="Normal"/>
+    <w:basedOn w:val="NoSpacing"/>
     <w:next w:val="Normal"/>
     <w:link w:val="TitleChar"/>
     <w:uiPriority w:val="10"/>
     <w:qFormat/>
-    <w:rsid w:val="00E44E16"/>
-    <w:pPr>
-      <w:contextualSpacing/>
-    </w:pPr>
-    <w:rPr>
-      <w:rFonts w:cs="Times New Roman"/>
+    <w:rsid w:val="000574C3"/>
+    <w:rPr>
+      <w:rFonts w:ascii="Montserrat" w:eastAsia="Times New Roman" w:hAnsi="Montserrat" w:cs="Times New Roman"/>
       <w:b/>
       <w:bCs/>
       <w:spacing w:val="-10"/>
@@ -1970,9 +2741,9 @@
     <w:name w:val="Title Char"/>
     <w:link w:val="Title"/>
     <w:uiPriority w:val="10"/>
-    <w:rsid w:val="00E44E16"/>
-    <w:rPr>
-      <w:rFonts w:ascii="Calibri" w:hAnsi="Calibri"/>
+    <w:rsid w:val="000574C3"/>
+    <w:rPr>
+      <w:rFonts w:ascii="Montserrat" w:eastAsia="Times New Roman" w:hAnsi="Montserrat" w:cs="Times New Roman"/>
       <w:b/>
       <w:bCs/>
       <w:spacing w:val="-10"/>
@@ -1985,7 +2756,7 @@
     <w:name w:val="Strong"/>
     <w:uiPriority w:val="22"/>
     <w:qFormat/>
-    <w:rsid w:val="00E44E16"/>
+    <w:rsid w:val="000574C3"/>
     <w:rPr>
       <w:b/>
       <w:bCs/>
@@ -1995,9 +2766,9 @@
     <w:name w:val="Emphasis"/>
     <w:uiPriority w:val="20"/>
     <w:qFormat/>
-    <w:rsid w:val="00E44E16"/>
-    <w:rPr>
-      <w:rFonts w:ascii="Calibri" w:hAnsi="Calibri" w:cs="Calibri"/>
+    <w:rsid w:val="000574C3"/>
+    <w:rPr>
+      <w:rFonts w:asciiTheme="minorHAnsi" w:hAnsiTheme="minorHAnsi" w:cstheme="minorHAnsi"/>
       <w:i/>
       <w:iCs/>
       <w:sz w:val="28"/>
@@ -2006,23 +2777,22 @@
   </w:style>
   <w:style w:type="paragraph" w:styleId="NoSpacing">
     <w:name w:val="No Spacing"/>
+    <w:basedOn w:val="Normal"/>
     <w:uiPriority w:val="1"/>
     <w:qFormat/>
-    <w:rsid w:val="00E44E16"/>
-    <w:rPr>
-      <w:rFonts w:ascii="Calibri" w:hAnsi="Calibri" w:cs="Calibri"/>
-      <w:sz w:val="28"/>
-      <w:szCs w:val="28"/>
-    </w:rPr>
+    <w:rsid w:val="000574C3"/>
+    <w:pPr>
+      <w:spacing w:after="0"/>
+    </w:pPr>
   </w:style>
   <w:style w:type="paragraph" w:styleId="Quote">
     <w:name w:val="Quote"/>
-    <w:basedOn w:val="NoSpacing"/>
+    <w:basedOn w:val="Normal"/>
     <w:next w:val="Normal"/>
     <w:link w:val="QuoteChar"/>
     <w:uiPriority w:val="29"/>
     <w:qFormat/>
-    <w:rsid w:val="00E44E16"/>
+    <w:rsid w:val="000574C3"/>
     <w:pPr>
       <w:keepLines/>
       <w:pageBreakBefore/>
@@ -2039,9 +2809,9 @@
     <w:name w:val="Quote Char"/>
     <w:link w:val="Quote"/>
     <w:uiPriority w:val="29"/>
-    <w:rsid w:val="00E44E16"/>
-    <w:rPr>
-      <w:rFonts w:ascii="Aptos" w:hAnsi="Aptos" w:cs="Aptos"/>
+    <w:rsid w:val="000574C3"/>
+    <w:rPr>
+      <w:rFonts w:cstheme="minorHAnsi"/>
       <w:sz w:val="28"/>
       <w:szCs w:val="28"/>
     </w:rPr>
@@ -2053,7 +2823,7 @@
     <w:link w:val="IntenseQuoteChar"/>
     <w:uiPriority w:val="30"/>
     <w:qFormat/>
-    <w:rsid w:val="00E44E16"/>
+    <w:rsid w:val="000574C3"/>
     <w:pPr>
       <w:pBdr>
         <w:left w:val="single" w:sz="18" w:space="7" w:color="auto"/>
@@ -2068,9 +2838,9 @@
     <w:name w:val="Intense Quote Char"/>
     <w:link w:val="IntenseQuote"/>
     <w:uiPriority w:val="30"/>
-    <w:rsid w:val="00E44E16"/>
-    <w:rPr>
-      <w:rFonts w:ascii="Aptos" w:hAnsi="Aptos" w:cs="Aptos"/>
+    <w:rsid w:val="000574C3"/>
+    <w:rPr>
+      <w:rFonts w:cstheme="minorHAnsi"/>
       <w:b/>
       <w:bCs/>
       <w:sz w:val="28"/>
@@ -2081,12 +2851,12 @@
     <w:name w:val="Subtle Emphasis"/>
     <w:uiPriority w:val="19"/>
     <w:qFormat/>
-    <w:rsid w:val="00E44E16"/>
-    <w:rPr>
-      <w:rFonts w:ascii="Calibri Light" w:hAnsi="Calibri Light" w:cs="Calibri Light"/>
+    <w:rsid w:val="000574C3"/>
+    <w:rPr>
+      <w:rFonts w:asciiTheme="minorHAnsi" w:hAnsiTheme="minorHAnsi" w:cs="Calibri Light"/>
       <w:i/>
       <w:iCs/>
-      <w:color w:val="7F7F7F"/>
+      <w:color w:val="7F7F7F" w:themeColor="text1" w:themeTint="80"/>
       <w:sz w:val="28"/>
       <w:szCs w:val="28"/>
     </w:rPr>
@@ -2095,9 +2865,9 @@
     <w:name w:val="Intense Emphasis"/>
     <w:uiPriority w:val="21"/>
     <w:qFormat/>
-    <w:rsid w:val="00E44E16"/>
-    <w:rPr>
-      <w:rFonts w:ascii="Aptos" w:hAnsi="Aptos" w:cs="Aptos"/>
+    <w:rsid w:val="000574C3"/>
+    <w:rPr>
+      <w:rFonts w:asciiTheme="minorHAnsi" w:hAnsiTheme="minorHAnsi" w:cstheme="minorHAnsi"/>
       <w:b/>
       <w:bCs/>
       <w:i/>
@@ -2110,10 +2880,10 @@
     <w:name w:val="Subtle Reference"/>
     <w:uiPriority w:val="31"/>
     <w:qFormat/>
-    <w:rsid w:val="00E44E16"/>
+    <w:rsid w:val="000574C3"/>
     <w:rPr>
       <w:caps/>
-      <w:color w:val="7F7F7F"/>
+      <w:color w:val="7F7F7F" w:themeColor="text1" w:themeTint="80"/>
       <w:sz w:val="22"/>
       <w:szCs w:val="22"/>
     </w:rPr>
@@ -2122,14 +2892,61 @@
     <w:name w:val="Intense Reference"/>
     <w:uiPriority w:val="32"/>
     <w:qFormat/>
-    <w:rsid w:val="00E44E16"/>
+    <w:rsid w:val="000574C3"/>
     <w:rPr>
       <w:b/>
       <w:bCs/>
       <w:caps/>
-      <w:color w:val="7F7F7F"/>
+      <w:color w:val="7F7F7F" w:themeColor="text1" w:themeTint="80"/>
       <w:sz w:val="22"/>
       <w:szCs w:val="22"/>
+    </w:rPr>
+  </w:style>
+  <w:style w:type="paragraph" w:styleId="Caption">
+    <w:name w:val="caption"/>
+    <w:basedOn w:val="Normal"/>
+    <w:next w:val="Normal"/>
+    <w:uiPriority w:val="35"/>
+    <w:semiHidden/>
+    <w:unhideWhenUsed/>
+    <w:qFormat/>
+    <w:rsid w:val="000574C3"/>
+    <w:pPr>
+      <w:spacing w:after="200"/>
+    </w:pPr>
+    <w:rPr>
+      <w:rFonts w:eastAsia="Times New Roman"/>
+      <w:i/>
+      <w:iCs/>
+      <w:color w:val="0E2841" w:themeColor="text2"/>
+      <w:szCs w:val="18"/>
+    </w:rPr>
+  </w:style>
+  <w:style w:type="paragraph" w:styleId="ListParagraph">
+    <w:name w:val="List Paragraph"/>
+    <w:basedOn w:val="Normal"/>
+    <w:uiPriority w:val="34"/>
+    <w:qFormat/>
+    <w:rsid w:val="000574C3"/>
+    <w:pPr>
+      <w:ind w:left="720"/>
+      <w:contextualSpacing/>
+    </w:pPr>
+    <w:rPr>
+      <w:rFonts w:eastAsia="Times New Roman"/>
+    </w:rPr>
+  </w:style>
+  <w:style w:type="character" w:styleId="BookTitle">
+    <w:name w:val="Book Title"/>
+    <w:uiPriority w:val="33"/>
+    <w:qFormat/>
+    <w:rsid w:val="000574C3"/>
+    <w:rPr>
+      <w:b/>
+      <w:bCs/>
+      <w:i/>
+      <w:iCs/>
+      <w:spacing w:val="5"/>
     </w:rPr>
   </w:style>
 </w:styles>
